--- a/06_산출물_문서/2계층_절차서/QP-705_의사소통_관리.docx
+++ b/06_산출물_문서/2계층_절차서/QP-705_의사소통_관리.docx
@@ -270,11 +270,11 @@
     </w:p>
     <w:tbl>
       <w:tblPr>
-        <w:tblW w:w="8788" w:type="dxa"/>
         <w:tblCellMar>
           <w:left w:w="108" w:type="dxa"/>
           <w:right w:w="108" w:type="dxa"/>
         </w:tblCellMar>
+        <w:tblW w:w="8788" w:type="dxa"/>
         <w:tblBorders>
           <w:top w:val="single" w:sz="4" w:color="2E74B5" w:space="0"/>
           <w:left w:val="single" w:sz="4" w:color="2E74B5" w:space="0"/>
@@ -294,13 +294,13 @@
         <w:tc>
           <w:tcPr>
             <w:tcW w:w="1500" w:type="dxa"/>
-            <w:shd w:val="clear" w:color="auto" w:fill="D9D9D9"/>
-            <w:tcMar>
-              <w:top w:w="60" w:type="dxa"/>
-              <w:left w:w="120" w:type="dxa"/>
-              <w:bottom w:w="60" w:type="dxa"/>
-              <w:right w:w="120" w:type="dxa"/>
-            </w:tcMar>
+            <w:tcMar>
+              <w:top w:w="60" w:type="dxa"/>
+              <w:left w:w="120" w:type="dxa"/>
+              <w:bottom w:w="60" w:type="dxa"/>
+              <w:right w:w="120" w:type="dxa"/>
+            </w:tcMar>
+            <w:shd w:val="clear" w:color="auto" w:fill="DEEAF1"/>
           </w:tcPr>
           <w:p>
             <w:pPr>
@@ -320,13 +320,13 @@
         <w:tc>
           <w:tcPr>
             <w:tcW w:w="2800" w:type="dxa"/>
-            <w:shd w:val="clear" w:color="auto" w:fill="D9D9D9"/>
-            <w:tcMar>
-              <w:top w:w="60" w:type="dxa"/>
-              <w:left w:w="120" w:type="dxa"/>
-              <w:bottom w:w="60" w:type="dxa"/>
-              <w:right w:w="120" w:type="dxa"/>
-            </w:tcMar>
+            <w:tcMar>
+              <w:top w:w="60" w:type="dxa"/>
+              <w:left w:w="120" w:type="dxa"/>
+              <w:bottom w:w="60" w:type="dxa"/>
+              <w:right w:w="120" w:type="dxa"/>
+            </w:tcMar>
+            <w:shd w:val="clear" w:color="auto" w:fill="DEEAF1"/>
           </w:tcPr>
           <w:p>
             <w:pPr>
@@ -346,13 +346,13 @@
         <w:tc>
           <w:tcPr>
             <w:tcW w:w="2000" w:type="dxa"/>
-            <w:shd w:val="clear" w:color="auto" w:fill="D9D9D9"/>
-            <w:tcMar>
-              <w:top w:w="60" w:type="dxa"/>
-              <w:left w:w="120" w:type="dxa"/>
-              <w:bottom w:w="60" w:type="dxa"/>
-              <w:right w:w="120" w:type="dxa"/>
-            </w:tcMar>
+            <w:tcMar>
+              <w:top w:w="60" w:type="dxa"/>
+              <w:left w:w="120" w:type="dxa"/>
+              <w:bottom w:w="60" w:type="dxa"/>
+              <w:right w:w="120" w:type="dxa"/>
+            </w:tcMar>
+            <w:shd w:val="clear" w:color="auto" w:fill="DEEAF1"/>
           </w:tcPr>
           <w:p>
             <w:pPr>
@@ -372,13 +372,13 @@
         <w:tc>
           <w:tcPr>
             <w:tcW w:w="2488" w:type="dxa"/>
-            <w:shd w:val="clear" w:color="auto" w:fill="D9D9D9"/>
-            <w:tcMar>
-              <w:top w:w="60" w:type="dxa"/>
-              <w:left w:w="120" w:type="dxa"/>
-              <w:bottom w:w="60" w:type="dxa"/>
-              <w:right w:w="120" w:type="dxa"/>
-            </w:tcMar>
+            <w:tcMar>
+              <w:top w:w="60" w:type="dxa"/>
+              <w:left w:w="120" w:type="dxa"/>
+              <w:bottom w:w="60" w:type="dxa"/>
+              <w:right w:w="120" w:type="dxa"/>
+            </w:tcMar>
+            <w:shd w:val="clear" w:color="auto" w:fill="DEEAF1"/>
           </w:tcPr>
           <w:p>
             <w:pPr>
@@ -1135,7 +1135,7 @@
         </w:trPr>
         <w:tc>
           <w:tcPr>
-            <w:tcW w:w="2460" w:type="dxa"/>
+            <w:tcW w:w="3000" w:type="dxa"/>
             <w:tcMar>
               <w:top w:w="60" w:type="dxa"/>
               <w:left w:w="120" w:type="dxa"/>
@@ -1156,7 +1156,7 @@
         </w:tc>
         <w:tc>
           <w:tcPr>
-            <w:tcW w:w="6328" w:type="dxa"/>
+            <w:tcW w:w="5788" w:type="dxa"/>
             <w:tcMar>
               <w:top w:w="60" w:type="dxa"/>
               <w:left w:w="120" w:type="dxa"/>
@@ -1178,9 +1178,7 @@
       </w:tr>
       <w:tr>
         <w:tc>
-          <w:tcPr>
-            <w:tcW w:w="2460" w:type="dxa"/>
-          </w:tcPr>
+          <w:tcPr/>
           <w:p>
             <w:pPr>
               <w:pStyle w:val="Compact"/>
@@ -1192,7 +1190,7 @@
         </w:tc>
         <w:tc>
           <w:tcPr>
-            <w:tcW w:w="6328" w:type="dxa"/>
+            <w:tcW w:w="5788" w:type="dxa"/>
             <w:tcMar>
               <w:top w:w="60" w:type="dxa"/>
               <w:left w:w="120" w:type="dxa"/>
@@ -1225,6 +1223,7 @@
         </w:tc>
         <w:tc>
           <w:tcPr>
+            <w:tcW w:w="5788" w:type="dxa"/>
             <w:tcMar>
               <w:top w:w="60" w:type="dxa"/>
               <w:left w:w="120" w:type="dxa"/>
@@ -1256,9 +1255,7 @@
           </w:p>
         </w:tc>
         <w:tc>
-          <w:tcPr>
-            <w:tcW w:w="6328" w:type="dxa"/>
-          </w:tcPr>
+          <w:tcPr/>
           <w:p>
             <w:pPr>
               <w:pStyle w:val="Compact"/>
@@ -1271,19 +1268,10 @@
       </w:tr>
       <w:tr>
         <w:tc>
-          <w:tcPr>
-            <w:tcW w:w="2460" w:type="dxa"/>
-            <w:tcMar>
-              <w:top w:w="60" w:type="dxa"/>
-              <w:left w:w="120" w:type="dxa"/>
-              <w:bottom w:w="60" w:type="dxa"/>
-              <w:right w:w="120" w:type="dxa"/>
-            </w:tcMar>
-          </w:tcPr>
-          <w:p>
-            <w:pPr>
-              <w:pStyle w:val="Compact"/>
-              <w:wordWrap w:val="1"/>
+          <w:tcPr/>
+          <w:p>
+            <w:pPr>
+              <w:pStyle w:val="Compact"/>
             </w:pPr>
             <w:r>
               <w:t xml:space="preserve">외부 의사소통 — 인증기관</w:t>
@@ -1291,10 +1279,19 @@
           </w:p>
         </w:tc>
         <w:tc>
-          <w:tcPr/>
-          <w:p>
-            <w:pPr>
-              <w:pStyle w:val="Compact"/>
+          <w:tcPr>
+            <w:tcW w:w="5788" w:type="dxa"/>
+            <w:tcMar>
+              <w:top w:w="60" w:type="dxa"/>
+              <w:left w:w="120" w:type="dxa"/>
+              <w:bottom w:w="60" w:type="dxa"/>
+              <w:right w:w="120" w:type="dxa"/>
+            </w:tcMar>
+          </w:tcPr>
+          <w:p>
+            <w:pPr>
+              <w:pStyle w:val="Compact"/>
+              <w:wordWrap w:val="1"/>
             </w:pPr>
             <w:r>
               <w:t xml:space="preserve">AS9100D 인증 관련 심사, 부적합 통보, 인증서 유지</w:t>
@@ -1304,18 +1301,10 @@
       </w:tr>
       <w:tr>
         <w:tc>
-          <w:tcPr>
-            <w:tcMar>
-              <w:top w:w="60" w:type="dxa"/>
-              <w:left w:w="120" w:type="dxa"/>
-              <w:bottom w:w="60" w:type="dxa"/>
-              <w:right w:w="120" w:type="dxa"/>
-            </w:tcMar>
-          </w:tcPr>
-          <w:p>
-            <w:pPr>
-              <w:pStyle w:val="Compact"/>
-              <w:wordWrap w:val="1"/>
+          <w:tcPr/>
+          <w:p>
+            <w:pPr>
+              <w:pStyle w:val="Compact"/>
             </w:pPr>
             <w:r>
               <w:t xml:space="preserve">외부 의사소통 — 규제기관</w:t>
@@ -1323,18 +1312,10 @@
           </w:p>
         </w:tc>
         <w:tc>
-          <w:tcPr>
-            <w:tcMar>
-              <w:top w:w="60" w:type="dxa"/>
-              <w:left w:w="120" w:type="dxa"/>
-              <w:bottom w:w="60" w:type="dxa"/>
-              <w:right w:w="120" w:type="dxa"/>
-            </w:tcMar>
-          </w:tcPr>
-          <w:p>
-            <w:pPr>
-              <w:pStyle w:val="Compact"/>
-              <w:wordWrap w:val="1"/>
+          <w:tcPr/>
+          <w:p>
+            <w:pPr>
+              <w:pStyle w:val="Compact"/>
             </w:pPr>
             <w:r>
               <w:t xml:space="preserve">항공안전 당국, 수출 통제 기관 등 법적 의무 보고</w:t>
@@ -1378,7 +1359,7 @@
         </w:trPr>
         <w:tc>
           <w:tcPr>
-            <w:tcW w:w="2460" w:type="dxa"/>
+            <w:tcW w:w="2293" w:type="dxa"/>
             <w:tcMar>
               <w:top w:w="60" w:type="dxa"/>
               <w:left w:w="120" w:type="dxa"/>
@@ -1399,7 +1380,7 @@
         </w:tc>
         <w:tc>
           <w:tcPr>
-            <w:tcW w:w="6328" w:type="dxa"/>
+            <w:tcW w:w="6495" w:type="dxa"/>
             <w:tcMar>
               <w:top w:w="60" w:type="dxa"/>
               <w:left w:w="120" w:type="dxa"/>
@@ -1421,9 +1402,7 @@
       </w:tr>
       <w:tr>
         <w:tc>
-          <w:tcPr>
-            <w:tcW w:w="2460" w:type="dxa"/>
-          </w:tcPr>
+          <w:tcPr/>
           <w:p>
             <w:pPr>
               <w:pStyle w:val="Compact"/>
@@ -1435,7 +1414,7 @@
         </w:tc>
         <w:tc>
           <w:tcPr>
-            <w:tcW w:w="6328" w:type="dxa"/>
+            <w:tcW w:w="6495" w:type="dxa"/>
             <w:tcMar>
               <w:top w:w="60" w:type="dxa"/>
               <w:left w:w="120" w:type="dxa"/>
@@ -1468,6 +1447,7 @@
         </w:tc>
         <w:tc>
           <w:tcPr>
+            <w:tcW w:w="6495" w:type="dxa"/>
             <w:tcMar>
               <w:top w:w="60" w:type="dxa"/>
               <w:left w:w="120" w:type="dxa"/>
@@ -1499,9 +1479,7 @@
           </w:p>
         </w:tc>
         <w:tc>
-          <w:tcPr>
-            <w:tcW w:w="6328" w:type="dxa"/>
-          </w:tcPr>
+          <w:tcPr/>
           <w:p>
             <w:pPr>
               <w:pStyle w:val="Compact"/>
@@ -1514,19 +1492,10 @@
       </w:tr>
       <w:tr>
         <w:tc>
-          <w:tcPr>
-            <w:tcW w:w="2460" w:type="dxa"/>
-            <w:tcMar>
-              <w:top w:w="60" w:type="dxa"/>
-              <w:left w:w="120" w:type="dxa"/>
-              <w:bottom w:w="60" w:type="dxa"/>
-              <w:right w:w="120" w:type="dxa"/>
-            </w:tcMar>
-          </w:tcPr>
-          <w:p>
-            <w:pPr>
-              <w:pStyle w:val="Compact"/>
-              <w:wordWrap w:val="1"/>
+          <w:tcPr/>
+          <w:p>
+            <w:pPr>
+              <w:pStyle w:val="Compact"/>
             </w:pPr>
             <w:r>
               <w:t xml:space="preserve">QM-001</w:t>
@@ -1534,10 +1503,19 @@
           </w:p>
         </w:tc>
         <w:tc>
-          <w:tcPr/>
-          <w:p>
-            <w:pPr>
-              <w:pStyle w:val="Compact"/>
+          <w:tcPr>
+            <w:tcW w:w="6495" w:type="dxa"/>
+            <w:tcMar>
+              <w:top w:w="60" w:type="dxa"/>
+              <w:left w:w="120" w:type="dxa"/>
+              <w:bottom w:w="60" w:type="dxa"/>
+              <w:right w:w="120" w:type="dxa"/>
+            </w:tcMar>
+          </w:tcPr>
+          <w:p>
+            <w:pPr>
+              <w:pStyle w:val="Compact"/>
+              <w:wordWrap w:val="1"/>
             </w:pPr>
             <w:r>
               <w:t xml:space="preserve">품질매뉴얼 §7.4</w:t>
@@ -1547,10 +1525,18 @@
       </w:tr>
       <w:tr>
         <w:tc>
-          <w:tcPr/>
-          <w:p>
-            <w:pPr>
-              <w:pStyle w:val="Compact"/>
+          <w:tcPr>
+            <w:tcMar>
+              <w:top w:w="60" w:type="dxa"/>
+              <w:left w:w="120" w:type="dxa"/>
+              <w:bottom w:w="60" w:type="dxa"/>
+              <w:right w:w="120" w:type="dxa"/>
+            </w:tcMar>
+          </w:tcPr>
+          <w:p>
+            <w:pPr>
+              <w:pStyle w:val="Compact"/>
+              <w:wordWrap w:val="1"/>
             </w:pPr>
             <w:r>
               <w:t xml:space="preserve">QP-805</w:t>
@@ -1558,10 +1544,18 @@
           </w:p>
         </w:tc>
         <w:tc>
-          <w:tcPr/>
-          <w:p>
-            <w:pPr>
-              <w:pStyle w:val="Compact"/>
+          <w:tcPr>
+            <w:tcMar>
+              <w:top w:w="60" w:type="dxa"/>
+              <w:left w:w="120" w:type="dxa"/>
+              <w:bottom w:w="60" w:type="dxa"/>
+              <w:right w:w="120" w:type="dxa"/>
+            </w:tcMar>
+          </w:tcPr>
+          <w:p>
+            <w:pPr>
+              <w:pStyle w:val="Compact"/>
+              <w:wordWrap w:val="1"/>
             </w:pPr>
             <w:r>
               <w:t xml:space="preserve">고객 의사소통 및 요구사항 관리 절차</w:t>
@@ -1582,10 +1576,18 @@
           </w:p>
         </w:tc>
         <w:tc>
-          <w:tcPr/>
-          <w:p>
-            <w:pPr>
-              <w:pStyle w:val="Compact"/>
+          <w:tcPr>
+            <w:tcMar>
+              <w:top w:w="60" w:type="dxa"/>
+              <w:left w:w="120" w:type="dxa"/>
+              <w:bottom w:w="60" w:type="dxa"/>
+              <w:right w:w="120" w:type="dxa"/>
+            </w:tcMar>
+          </w:tcPr>
+          <w:p>
+            <w:pPr>
+              <w:pStyle w:val="Compact"/>
+              <w:wordWrap w:val="1"/>
             </w:pPr>
             <w:r>
               <w:t xml:space="preserve">제품/서비스 안전 관리 절차</w:t>
@@ -1595,18 +1597,10 @@
       </w:tr>
       <w:tr>
         <w:tc>
-          <w:tcPr>
-            <w:tcMar>
-              <w:top w:w="60" w:type="dxa"/>
-              <w:left w:w="120" w:type="dxa"/>
-              <w:bottom w:w="60" w:type="dxa"/>
-              <w:right w:w="120" w:type="dxa"/>
-            </w:tcMar>
-          </w:tcPr>
-          <w:p>
-            <w:pPr>
-              <w:pStyle w:val="Compact"/>
-              <w:wordWrap w:val="1"/>
+          <w:tcPr/>
+          <w:p>
+            <w:pPr>
+              <w:pStyle w:val="Compact"/>
             </w:pPr>
             <w:r>
               <w:t xml:space="preserve">기존 문서</w:t>
@@ -1669,7 +1663,7 @@
         </w:trPr>
         <w:tc>
           <w:tcPr>
-            <w:tcW w:w="2460" w:type="dxa"/>
+            <w:tcW w:w="3000" w:type="dxa"/>
             <w:tcMar>
               <w:top w:w="60" w:type="dxa"/>
               <w:left w:w="120" w:type="dxa"/>
@@ -1690,7 +1684,7 @@
         </w:tc>
         <w:tc>
           <w:tcPr>
-            <w:tcW w:w="6328" w:type="dxa"/>
+            <w:tcW w:w="5788" w:type="dxa"/>
             <w:tcMar>
               <w:top w:w="60" w:type="dxa"/>
               <w:left w:w="120" w:type="dxa"/>
@@ -1712,9 +1706,7 @@
       </w:tr>
       <w:tr>
         <w:tc>
-          <w:tcPr>
-            <w:tcW w:w="2460" w:type="dxa"/>
-          </w:tcPr>
+          <w:tcPr/>
           <w:p>
             <w:pPr>
               <w:pStyle w:val="Compact"/>
@@ -1726,7 +1718,7 @@
         </w:tc>
         <w:tc>
           <w:tcPr>
-            <w:tcW w:w="6328" w:type="dxa"/>
+            <w:tcW w:w="5788" w:type="dxa"/>
             <w:tcMar>
               <w:top w:w="60" w:type="dxa"/>
               <w:left w:w="120" w:type="dxa"/>
@@ -1759,6 +1751,7 @@
         </w:tc>
         <w:tc>
           <w:tcPr>
+            <w:tcW w:w="5788" w:type="dxa"/>
             <w:tcMar>
               <w:top w:w="60" w:type="dxa"/>
               <w:left w:w="120" w:type="dxa"/>
@@ -1790,9 +1783,7 @@
           </w:p>
         </w:tc>
         <w:tc>
-          <w:tcPr>
-            <w:tcW w:w="6328" w:type="dxa"/>
-          </w:tcPr>
+          <w:tcPr/>
           <w:p>
             <w:pPr>
               <w:pStyle w:val="Compact"/>
@@ -1805,19 +1796,10 @@
       </w:tr>
       <w:tr>
         <w:tc>
-          <w:tcPr>
-            <w:tcW w:w="2460" w:type="dxa"/>
-            <w:tcMar>
-              <w:top w:w="60" w:type="dxa"/>
-              <w:left w:w="120" w:type="dxa"/>
-              <w:bottom w:w="60" w:type="dxa"/>
-              <w:right w:w="120" w:type="dxa"/>
-            </w:tcMar>
-          </w:tcPr>
-          <w:p>
-            <w:pPr>
-              <w:pStyle w:val="Compact"/>
-              <w:wordWrap w:val="1"/>
+          <w:tcPr/>
+          <w:p>
+            <w:pPr>
+              <w:pStyle w:val="Compact"/>
             </w:pPr>
             <w:r>
               <w:t xml:space="preserve">에스컬레이션 (Escalation)</w:t>
@@ -1825,10 +1807,19 @@
           </w:p>
         </w:tc>
         <w:tc>
-          <w:tcPr/>
-          <w:p>
-            <w:pPr>
-              <w:pStyle w:val="Compact"/>
+          <w:tcPr>
+            <w:tcW w:w="5788" w:type="dxa"/>
+            <w:tcMar>
+              <w:top w:w="60" w:type="dxa"/>
+              <w:left w:w="120" w:type="dxa"/>
+              <w:bottom w:w="60" w:type="dxa"/>
+              <w:right w:w="120" w:type="dxa"/>
+            </w:tcMar>
+          </w:tcPr>
+          <w:p>
+            <w:pPr>
+              <w:pStyle w:val="Compact"/>
+              <w:wordWrap w:val="1"/>
             </w:pPr>
             <w:r>
               <w:t xml:space="preserve">이상 상황 발생 시 상위 결재/의사결정 라인으로 보고를 단계적으로 상향하는 절차</w:t>
@@ -1910,18 +1901,10 @@
       </w:tr>
       <w:tr>
         <w:tc>
-          <w:tcPr>
-            <w:tcMar>
-              <w:top w:w="60" w:type="dxa"/>
-              <w:left w:w="120" w:type="dxa"/>
-              <w:bottom w:w="60" w:type="dxa"/>
-              <w:right w:w="120" w:type="dxa"/>
-            </w:tcMar>
-          </w:tcPr>
-          <w:p>
-            <w:pPr>
-              <w:pStyle w:val="Compact"/>
-              <w:wordWrap w:val="1"/>
+          <w:tcPr/>
+          <w:p>
+            <w:pPr>
+              <w:pStyle w:val="Compact"/>
             </w:pPr>
             <w:r>
               <w:t xml:space="preserve">Escape</w:t>
@@ -1929,18 +1912,10 @@
           </w:p>
         </w:tc>
         <w:tc>
-          <w:tcPr>
-            <w:tcMar>
-              <w:top w:w="60" w:type="dxa"/>
-              <w:left w:w="120" w:type="dxa"/>
-              <w:bottom w:w="60" w:type="dxa"/>
-              <w:right w:w="120" w:type="dxa"/>
-            </w:tcMar>
-          </w:tcPr>
-          <w:p>
-            <w:pPr>
-              <w:pStyle w:val="Compact"/>
-              <w:wordWrap w:val="1"/>
+          <w:tcPr/>
+          <w:p>
+            <w:pPr>
+              <w:pStyle w:val="Compact"/>
             </w:pPr>
             <w:r>
               <w:t xml:space="preserve">부적합 제품이 검출되지 않고 후공정 또는 고객에게 유출된 경우</w:t>
@@ -1984,7 +1959,7 @@
         </w:trPr>
         <w:tc>
           <w:tcPr>
-            <w:tcW w:w="2460" w:type="dxa"/>
+            <w:tcW w:w="2592" w:type="dxa"/>
             <w:tcMar>
               <w:top w:w="60" w:type="dxa"/>
               <w:left w:w="120" w:type="dxa"/>
@@ -2005,7 +1980,7 @@
         </w:tc>
         <w:tc>
           <w:tcPr>
-            <w:tcW w:w="6328" w:type="dxa"/>
+            <w:tcW w:w="6196" w:type="dxa"/>
             <w:tcMar>
               <w:top w:w="60" w:type="dxa"/>
               <w:left w:w="120" w:type="dxa"/>
@@ -2027,9 +2002,7 @@
       </w:tr>
       <w:tr>
         <w:tc>
-          <w:tcPr>
-            <w:tcW w:w="2460" w:type="dxa"/>
-          </w:tcPr>
+          <w:tcPr/>
           <w:p>
             <w:pPr>
               <w:pStyle w:val="Compact"/>
@@ -2045,7 +2018,7 @@
         </w:tc>
         <w:tc>
           <w:tcPr>
-            <w:tcW w:w="6328" w:type="dxa"/>
+            <w:tcW w:w="6196" w:type="dxa"/>
             <w:tcMar>
               <w:top w:w="60" w:type="dxa"/>
               <w:left w:w="120" w:type="dxa"/>
@@ -2082,6 +2055,7 @@
         </w:tc>
         <w:tc>
           <w:tcPr>
+            <w:tcW w:w="6196" w:type="dxa"/>
             <w:tcMar>
               <w:top w:w="60" w:type="dxa"/>
               <w:left w:w="120" w:type="dxa"/>
@@ -2117,9 +2091,7 @@
           </w:p>
         </w:tc>
         <w:tc>
-          <w:tcPr>
-            <w:tcW w:w="6328" w:type="dxa"/>
-          </w:tcPr>
+          <w:tcPr/>
           <w:p>
             <w:pPr>
               <w:pStyle w:val="Compact"/>
@@ -2132,19 +2104,10 @@
       </w:tr>
       <w:tr>
         <w:tc>
-          <w:tcPr>
-            <w:tcW w:w="2460" w:type="dxa"/>
-            <w:tcMar>
-              <w:top w:w="60" w:type="dxa"/>
-              <w:left w:w="120" w:type="dxa"/>
-              <w:bottom w:w="60" w:type="dxa"/>
-              <w:right w:w="120" w:type="dxa"/>
-            </w:tcMar>
-          </w:tcPr>
-          <w:p>
-            <w:pPr>
-              <w:pStyle w:val="Compact"/>
-              <w:wordWrap w:val="1"/>
+          <w:tcPr/>
+          <w:p>
+            <w:pPr>
+              <w:pStyle w:val="Compact"/>
             </w:pPr>
             <w:r>
               <w:rPr>
@@ -2156,10 +2119,19 @@
           </w:p>
         </w:tc>
         <w:tc>
-          <w:tcPr/>
-          <w:p>
-            <w:pPr>
-              <w:pStyle w:val="Compact"/>
+          <w:tcPr>
+            <w:tcW w:w="6196" w:type="dxa"/>
+            <w:tcMar>
+              <w:top w:w="60" w:type="dxa"/>
+              <w:left w:w="120" w:type="dxa"/>
+              <w:bottom w:w="60" w:type="dxa"/>
+              <w:right w:w="120" w:type="dxa"/>
+            </w:tcMar>
+          </w:tcPr>
+          <w:p>
+            <w:pPr>
+              <w:pStyle w:val="Compact"/>
+              <w:wordWrap w:val="1"/>
             </w:pPr>
             <w:r>
               <w:t xml:space="preserve">고객 의사소통 1차 창구; 고객 요구사항/변경 접수 및 내부 전달; 인도성 현황 고객 통보</w:t>
@@ -2225,18 +2197,10 @@
       </w:tr>
       <w:tr>
         <w:tc>
-          <w:tcPr>
-            <w:tcMar>
-              <w:top w:w="60" w:type="dxa"/>
-              <w:left w:w="120" w:type="dxa"/>
-              <w:bottom w:w="60" w:type="dxa"/>
-              <w:right w:w="120" w:type="dxa"/>
-            </w:tcMar>
-          </w:tcPr>
-          <w:p>
-            <w:pPr>
-              <w:pStyle w:val="Compact"/>
-              <w:wordWrap w:val="1"/>
+          <w:tcPr/>
+          <w:p>
+            <w:pPr>
+              <w:pStyle w:val="Compact"/>
             </w:pPr>
             <w:r>
               <w:rPr>
@@ -2248,18 +2212,10 @@
           </w:p>
         </w:tc>
         <w:tc>
-          <w:tcPr>
-            <w:tcMar>
-              <w:top w:w="60" w:type="dxa"/>
-              <w:left w:w="120" w:type="dxa"/>
-              <w:bottom w:w="60" w:type="dxa"/>
-              <w:right w:w="120" w:type="dxa"/>
-            </w:tcMar>
-          </w:tcPr>
-          <w:p>
-            <w:pPr>
-              <w:pStyle w:val="Compact"/>
-              <w:wordWrap w:val="1"/>
+          <w:tcPr/>
+          <w:p>
+            <w:pPr>
+              <w:pStyle w:val="Compact"/>
             </w:pPr>
             <w:r>
               <w:t xml:space="preserve">소속 부서 내/부서 간 의사소통 활성화; 조회/회의 주관; 이상 발생 시 에스컬레이션 보고</w:t>
@@ -2731,18 +2687,10 @@
           </w:p>
         </w:tc>
         <w:tc>
-          <w:tcPr>
-            <w:tcMar>
-              <w:top w:w="60" w:type="dxa"/>
-              <w:left w:w="120" w:type="dxa"/>
-              <w:bottom w:w="60" w:type="dxa"/>
-              <w:right w:w="120" w:type="dxa"/>
-            </w:tcMar>
-          </w:tcPr>
-          <w:p>
-            <w:pPr>
-              <w:pStyle w:val="Compact"/>
-              <w:wordWrap w:val="1"/>
+          <w:tcPr/>
+          <w:p>
+            <w:pPr>
+              <w:pStyle w:val="Compact"/>
             </w:pPr>
             <w:r>
               <w:t xml:space="preserve">분기 1회</w:t>
@@ -2750,18 +2698,10 @@
           </w:p>
         </w:tc>
         <w:tc>
-          <w:tcPr>
-            <w:tcMar>
-              <w:top w:w="60" w:type="dxa"/>
-              <w:left w:w="120" w:type="dxa"/>
-              <w:bottom w:w="60" w:type="dxa"/>
-              <w:right w:w="120" w:type="dxa"/>
-            </w:tcMar>
-          </w:tcPr>
-          <w:p>
-            <w:pPr>
-              <w:pStyle w:val="Compact"/>
-              <w:wordWrap w:val="1"/>
+          <w:tcPr/>
+          <w:p>
+            <w:pPr>
+              <w:pStyle w:val="Compact"/>
             </w:pPr>
             <w:r>
               <w:t xml:space="preserve">경영진 + 부서장</w:t>
@@ -2769,18 +2709,10 @@
           </w:p>
         </w:tc>
         <w:tc>
-          <w:tcPr>
-            <w:tcMar>
-              <w:top w:w="60" w:type="dxa"/>
-              <w:left w:w="120" w:type="dxa"/>
-              <w:bottom w:w="60" w:type="dxa"/>
-              <w:right w:w="120" w:type="dxa"/>
-            </w:tcMar>
-          </w:tcPr>
-          <w:p>
-            <w:pPr>
-              <w:pStyle w:val="Compact"/>
-              <w:wordWrap w:val="1"/>
+          <w:tcPr/>
+          <w:p>
+            <w:pPr>
+              <w:pStyle w:val="Compact"/>
             </w:pPr>
             <w:r>
               <w:t xml:space="preserve">QMR</w:t>
@@ -2918,10 +2850,18 @@
           </w:p>
         </w:tc>
         <w:tc>
-          <w:tcPr/>
-          <w:p>
-            <w:pPr>
-              <w:pStyle w:val="Compact"/>
+          <w:tcPr>
+            <w:tcMar>
+              <w:top w:w="60" w:type="dxa"/>
+              <w:left w:w="120" w:type="dxa"/>
+              <w:bottom w:w="60" w:type="dxa"/>
+              <w:right w:w="120" w:type="dxa"/>
+            </w:tcMar>
+          </w:tcPr>
+          <w:p>
+            <w:pPr>
+              <w:pStyle w:val="Compact"/>
+              <w:wordWrap w:val="1"/>
             </w:pPr>
             <w:r>
               <w:t xml:space="preserve">전일 품질 현황, 금일 생산 계획, 품질 주의사항</w:t>
@@ -2975,10 +2915,18 @@
           </w:p>
         </w:tc>
         <w:tc>
-          <w:tcPr/>
-          <w:p>
-            <w:pPr>
-              <w:pStyle w:val="Compact"/>
+          <w:tcPr>
+            <w:tcMar>
+              <w:top w:w="60" w:type="dxa"/>
+              <w:left w:w="120" w:type="dxa"/>
+              <w:bottom w:w="60" w:type="dxa"/>
+              <w:right w:w="120" w:type="dxa"/>
+            </w:tcMar>
+          </w:tcPr>
+          <w:p>
+            <w:pPr>
+              <w:pStyle w:val="Compact"/>
+              <w:wordWrap w:val="1"/>
             </w:pPr>
             <w:r>
               <w:t xml:space="preserve">중대 부적합, 고객 불만, 안전 이슈</w:t>
@@ -3037,7 +2985,7 @@
         </w:trPr>
         <w:tc>
           <w:tcPr>
-            <w:tcW w:w="2460" w:type="dxa"/>
+            <w:tcW w:w="1600" w:type="dxa"/>
             <w:tcMar>
               <w:top w:w="60" w:type="dxa"/>
               <w:left w:w="120" w:type="dxa"/>
@@ -3058,7 +3006,7 @@
         </w:tc>
         <w:tc>
           <w:tcPr>
-            <w:tcW w:w="6328" w:type="dxa"/>
+            <w:tcW w:w="7188" w:type="dxa"/>
             <w:tcMar>
               <w:top w:w="60" w:type="dxa"/>
               <w:left w:w="120" w:type="dxa"/>
@@ -3080,9 +3028,7 @@
       </w:tr>
       <w:tr>
         <w:tc>
-          <w:tcPr>
-            <w:tcW w:w="2460" w:type="dxa"/>
-          </w:tcPr>
+          <w:tcPr/>
           <w:p>
             <w:pPr>
               <w:pStyle w:val="Compact"/>
@@ -3094,7 +3040,7 @@
         </w:tc>
         <w:tc>
           <w:tcPr>
-            <w:tcW w:w="6328" w:type="dxa"/>
+            <w:tcW w:w="7188" w:type="dxa"/>
             <w:tcMar>
               <w:top w:w="60" w:type="dxa"/>
               <w:left w:w="120" w:type="dxa"/>
@@ -3127,6 +3073,7 @@
         </w:tc>
         <w:tc>
           <w:tcPr>
+            <w:tcW w:w="7188" w:type="dxa"/>
             <w:tcMar>
               <w:top w:w="60" w:type="dxa"/>
               <w:left w:w="120" w:type="dxa"/>
@@ -3147,18 +3094,10 @@
       </w:tr>
       <w:tr>
         <w:tc>
-          <w:tcPr>
-            <w:tcMar>
-              <w:top w:w="60" w:type="dxa"/>
-              <w:left w:w="120" w:type="dxa"/>
-              <w:bottom w:w="60" w:type="dxa"/>
-              <w:right w:w="120" w:type="dxa"/>
-            </w:tcMar>
-          </w:tcPr>
-          <w:p>
-            <w:pPr>
-              <w:pStyle w:val="Compact"/>
-              <w:wordWrap w:val="1"/>
+          <w:tcPr/>
+          <w:p>
+            <w:pPr>
+              <w:pStyle w:val="Compact"/>
             </w:pPr>
             <w:r>
               <w:t xml:space="preserve">기록</w:t>
@@ -3167,7 +3106,6 @@
         </w:tc>
         <w:tc>
           <w:tcPr>
-            <w:tcW w:w="6328" w:type="dxa"/>
             <w:tcMar>
               <w:top w:w="60" w:type="dxa"/>
               <w:left w:w="120" w:type="dxa"/>
@@ -3305,10 +3243,18 @@
       </w:tr>
       <w:tr>
         <w:tc>
-          <w:tcPr/>
-          <w:p>
-            <w:pPr>
-              <w:pStyle w:val="Compact"/>
+          <w:tcPr>
+            <w:tcMar>
+              <w:top w:w="60" w:type="dxa"/>
+              <w:left w:w="120" w:type="dxa"/>
+              <w:bottom w:w="60" w:type="dxa"/>
+              <w:right w:w="120" w:type="dxa"/>
+            </w:tcMar>
+          </w:tcPr>
+          <w:p>
+            <w:pPr>
+              <w:pStyle w:val="Compact"/>
+              <w:wordWrap w:val="1"/>
             </w:pPr>
             <w:r>
               <w:t xml:space="preserve">오프라인 게시판</w:t>
@@ -3316,10 +3262,18 @@
           </w:p>
         </w:tc>
         <w:tc>
-          <w:tcPr/>
-          <w:p>
-            <w:pPr>
-              <w:pStyle w:val="Compact"/>
+          <w:tcPr>
+            <w:tcMar>
+              <w:top w:w="60" w:type="dxa"/>
+              <w:left w:w="120" w:type="dxa"/>
+              <w:bottom w:w="60" w:type="dxa"/>
+              <w:right w:w="120" w:type="dxa"/>
+            </w:tcMar>
+          </w:tcPr>
+          <w:p>
+            <w:pPr>
+              <w:pStyle w:val="Compact"/>
+              <w:wordWrap w:val="1"/>
             </w:pPr>
             <w:r>
               <w:t xml:space="preserve">품질팀</w:t>
@@ -3327,10 +3281,18 @@
           </w:p>
         </w:tc>
         <w:tc>
-          <w:tcPr/>
-          <w:p>
-            <w:pPr>
-              <w:pStyle w:val="Compact"/>
+          <w:tcPr>
+            <w:tcMar>
+              <w:top w:w="60" w:type="dxa"/>
+              <w:left w:w="120" w:type="dxa"/>
+              <w:bottom w:w="60" w:type="dxa"/>
+              <w:right w:w="120" w:type="dxa"/>
+            </w:tcMar>
+          </w:tcPr>
+          <w:p>
+            <w:pPr>
+              <w:pStyle w:val="Compact"/>
+              <w:wordWrap w:val="1"/>
             </w:pPr>
             <w:r>
               <w:t xml:space="preserve">품질방침, 품질목표, 부적합 사례, 안전 공지, 인증 현황</w:t>
@@ -3338,18 +3300,10 @@
           </w:p>
         </w:tc>
         <w:tc>
-          <w:tcPr>
-            <w:tcMar>
-              <w:top w:w="60" w:type="dxa"/>
-              <w:left w:w="120" w:type="dxa"/>
-              <w:bottom w:w="60" w:type="dxa"/>
-              <w:right w:w="120" w:type="dxa"/>
-            </w:tcMar>
-          </w:tcPr>
-          <w:p>
-            <w:pPr>
-              <w:pStyle w:val="Compact"/>
-              <w:wordWrap w:val="1"/>
+          <w:tcPr/>
+          <w:p>
+            <w:pPr>
+              <w:pStyle w:val="Compact"/>
             </w:pPr>
             <w:r>
               <w:t xml:space="preserve">월 1회 이상</w:t>
@@ -3392,18 +3346,10 @@
           </w:p>
         </w:tc>
         <w:tc>
-          <w:tcPr>
-            <w:tcMar>
-              <w:top w:w="60" w:type="dxa"/>
-              <w:left w:w="120" w:type="dxa"/>
-              <w:bottom w:w="60" w:type="dxa"/>
-              <w:right w:w="120" w:type="dxa"/>
-            </w:tcMar>
-          </w:tcPr>
-          <w:p>
-            <w:pPr>
-              <w:pStyle w:val="Compact"/>
-              <w:wordWrap w:val="1"/>
+          <w:tcPr/>
+          <w:p>
+            <w:pPr>
+              <w:pStyle w:val="Compact"/>
             </w:pPr>
             <w:r>
               <w:t xml:space="preserve">수시</w:t>
@@ -3446,18 +3392,10 @@
           </w:p>
         </w:tc>
         <w:tc>
-          <w:tcPr>
-            <w:tcMar>
-              <w:top w:w="60" w:type="dxa"/>
-              <w:left w:w="120" w:type="dxa"/>
-              <w:bottom w:w="60" w:type="dxa"/>
-              <w:right w:w="120" w:type="dxa"/>
-            </w:tcMar>
-          </w:tcPr>
-          <w:p>
-            <w:pPr>
-              <w:pStyle w:val="Compact"/>
-              <w:wordWrap w:val="1"/>
+          <w:tcPr/>
+          <w:p>
+            <w:pPr>
+              <w:pStyle w:val="Compact"/>
             </w:pPr>
             <w:r>
               <w:t xml:space="preserve">수시</w:t>
@@ -3500,18 +3438,10 @@
           </w:p>
         </w:tc>
         <w:tc>
-          <w:tcPr>
-            <w:tcMar>
-              <w:top w:w="60" w:type="dxa"/>
-              <w:left w:w="120" w:type="dxa"/>
-              <w:bottom w:w="60" w:type="dxa"/>
-              <w:right w:w="120" w:type="dxa"/>
-            </w:tcMar>
-          </w:tcPr>
-          <w:p>
-            <w:pPr>
-              <w:pStyle w:val="Compact"/>
-              <w:wordWrap w:val="1"/>
+          <w:tcPr/>
+          <w:p>
+            <w:pPr>
+              <w:pStyle w:val="Compact"/>
             </w:pPr>
             <w:r>
               <w:t xml:space="preserve">상시</w:t>
@@ -4434,10 +4364,18 @@
           </w:p>
         </w:tc>
         <w:tc>
-          <w:tcPr/>
-          <w:p>
-            <w:pPr>
-              <w:pStyle w:val="Compact"/>
+          <w:tcPr>
+            <w:tcMar>
+              <w:top w:w="60" w:type="dxa"/>
+              <w:left w:w="120" w:type="dxa"/>
+              <w:bottom w:w="60" w:type="dxa"/>
+              <w:right w:w="120" w:type="dxa"/>
+            </w:tcMar>
+          </w:tcPr>
+          <w:p>
+            <w:pPr>
+              <w:pStyle w:val="Compact"/>
+              <w:wordWrap w:val="1"/>
             </w:pPr>
             <w:r>
               <w:t xml:space="preserve">QP-806 연계</w:t>
@@ -4491,10 +4429,18 @@
           </w:p>
         </w:tc>
         <w:tc>
-          <w:tcPr/>
-          <w:p>
-            <w:pPr>
-              <w:pStyle w:val="Compact"/>
+          <w:tcPr>
+            <w:tcMar>
+              <w:top w:w="60" w:type="dxa"/>
+              <w:left w:w="120" w:type="dxa"/>
+              <w:bottom w:w="60" w:type="dxa"/>
+              <w:right w:w="120" w:type="dxa"/>
+            </w:tcMar>
+          </w:tcPr>
+          <w:p>
+            <w:pPr>
+              <w:pStyle w:val="Compact"/>
+              <w:wordWrap w:val="1"/>
             </w:pPr>
             <w:r>
               <w:t xml:space="preserve">고객 요구 주기</w:t>
@@ -4548,10 +4494,18 @@
           </w:p>
         </w:tc>
         <w:tc>
-          <w:tcPr/>
-          <w:p>
-            <w:pPr>
-              <w:pStyle w:val="Compact"/>
+          <w:tcPr>
+            <w:tcMar>
+              <w:top w:w="60" w:type="dxa"/>
+              <w:left w:w="120" w:type="dxa"/>
+              <w:bottom w:w="60" w:type="dxa"/>
+              <w:right w:w="120" w:type="dxa"/>
+            </w:tcMar>
+          </w:tcPr>
+          <w:p>
+            <w:pPr>
+              <w:pStyle w:val="Compact"/>
+              <w:wordWrap w:val="1"/>
             </w:pPr>
             <w:r>
               <w:t xml:space="preserve">접수 후 24시간 내 1차 회신</w:t>
@@ -4605,10 +4559,18 @@
           </w:p>
         </w:tc>
         <w:tc>
-          <w:tcPr/>
-          <w:p>
-            <w:pPr>
-              <w:pStyle w:val="Compact"/>
+          <w:tcPr>
+            <w:tcMar>
+              <w:top w:w="60" w:type="dxa"/>
+              <w:left w:w="120" w:type="dxa"/>
+              <w:bottom w:w="60" w:type="dxa"/>
+              <w:right w:w="120" w:type="dxa"/>
+            </w:tcMar>
+          </w:tcPr>
+          <w:p>
+            <w:pPr>
+              <w:pStyle w:val="Compact"/>
+              <w:wordWrap w:val="1"/>
             </w:pPr>
             <w:r>
               <w:t xml:space="preserve">고객 승인 후 변경</w:t>
@@ -4683,134 +4645,218 @@
         <w:t xml:space="preserve">고객 의사소통 프로세스</w:t>
       </w:r>
     </w:p>
-    <w:p>
-      <w:pPr>
-        <w:pStyle w:val="SourceCode"/>
-      </w:pPr>
-      <w:r>
-        <w:rPr>
-          <w:rStyle w:val="VerbatimChar"/>
-        </w:rPr>
-        <w:t xml:space="preserve">① 고객 요구/문의/불만 접수</w:t>
-      </w:r>
-      <w:r>
-        <w:br/>
-      </w:r>
-      <w:r>
-        <w:rPr>
-          <w:rStyle w:val="VerbatimChar"/>
-        </w:rPr>
-        <w:t xml:space="preserve">   │  영업팀 또는 품질팀 접수</w:t>
-      </w:r>
-      <w:r>
-        <w:br/>
-      </w:r>
-      <w:r>
-        <w:rPr>
-          <w:rStyle w:val="VerbatimChar"/>
-        </w:rPr>
-        <w:t xml:space="preserve">   ▼</w:t>
-      </w:r>
-      <w:r>
-        <w:br/>
-      </w:r>
-      <w:r>
-        <w:rPr>
-          <w:rStyle w:val="VerbatimChar"/>
-        </w:rPr>
-        <w:t xml:space="preserve">② 내부 관련 부서 전달</w:t>
-      </w:r>
-      <w:r>
-        <w:br/>
-      </w:r>
-      <w:r>
-        <w:rPr>
-          <w:rStyle w:val="VerbatimChar"/>
-        </w:rPr>
-        <w:t xml:space="preserve">   │  접수 내용에 따라 관련 부서 배분</w:t>
-      </w:r>
-      <w:r>
-        <w:br/>
-      </w:r>
-      <w:r>
-        <w:rPr>
-          <w:rStyle w:val="VerbatimChar"/>
-        </w:rPr>
-        <w:t xml:space="preserve">   ▼</w:t>
-      </w:r>
-      <w:r>
-        <w:br/>
-      </w:r>
-      <w:r>
-        <w:rPr>
-          <w:rStyle w:val="VerbatimChar"/>
-        </w:rPr>
-        <w:t xml:space="preserve">③ 검토/분석/조치</w:t>
-      </w:r>
-      <w:r>
-        <w:br/>
-      </w:r>
-      <w:r>
-        <w:rPr>
-          <w:rStyle w:val="VerbatimChar"/>
-        </w:rPr>
-        <w:t xml:space="preserve">   │  관련 부서 검토 및 대응 준비</w:t>
-      </w:r>
-      <w:r>
-        <w:br/>
-      </w:r>
-      <w:r>
-        <w:rPr>
-          <w:rStyle w:val="VerbatimChar"/>
-        </w:rPr>
-        <w:t xml:space="preserve">   ▼</w:t>
-      </w:r>
-      <w:r>
-        <w:br/>
-      </w:r>
-      <w:r>
-        <w:rPr>
-          <w:rStyle w:val="VerbatimChar"/>
-        </w:rPr>
-        <w:t xml:space="preserve">④ 고객 회신</w:t>
-      </w:r>
-      <w:r>
-        <w:br/>
-      </w:r>
-      <w:r>
-        <w:rPr>
-          <w:rStyle w:val="VerbatimChar"/>
-        </w:rPr>
-        <w:t xml:space="preserve">   │  공식 회신 (승인된 담당자)</w:t>
-      </w:r>
-      <w:r>
-        <w:br/>
-      </w:r>
-      <w:r>
-        <w:rPr>
-          <w:rStyle w:val="VerbatimChar"/>
-        </w:rPr>
-        <w:t xml:space="preserve">   ▼</w:t>
-      </w:r>
-      <w:r>
-        <w:br/>
-      </w:r>
-      <w:r>
-        <w:rPr>
-          <w:rStyle w:val="VerbatimChar"/>
-        </w:rPr>
-        <w:t xml:space="preserve">⑤ 기록 유지</w:t>
-      </w:r>
-      <w:r>
-        <w:br/>
-      </w:r>
-      <w:r>
-        <w:rPr>
-          <w:rStyle w:val="VerbatimChar"/>
-        </w:rPr>
-        <w:t xml:space="preserve">   고객 의사소통 이력 관리</w:t>
-      </w:r>
-    </w:p>
+    <w:tbl>
+      <w:tblPr>
+        <w:tblLook w:firstColumn="1" w:firstRow="1" w:lastColumn="0" w:lastRow="0" w:noHBand="0" w:noVBand="1" w:val="04A0"/>
+        <w:tblW w:w="8788" w:type="dxa"/>
+        <w:tblBorders>
+          <w:top w:val="single" w:sz="4" w:color="2E74B5" w:space="0"/>
+          <w:left w:val="single" w:sz="4" w:color="2E74B5" w:space="0"/>
+          <w:bottom w:val="single" w:sz="4" w:color="2E74B5" w:space="0"/>
+          <w:right w:val="single" w:sz="4" w:color="2E74B5" w:space="0"/>
+          <w:insideH w:val="single" w:sz="4" w:color="BDD7EE" w:space="0"/>
+          <w:insideV w:val="single" w:sz="2" w:color="D9D9D9" w:space="0"/>
+        </w:tblBorders>
+      </w:tblPr>
+      <w:tblGrid>
+        <w:gridCol w:w="8788"/>
+      </w:tblGrid>
+      <w:tr>
+        <w:tc>
+          <w:tcPr>
+            <w:tcW w:w="8788" w:type="dxa"/>
+            <w:tcMar>
+              <w:top w:w="80" w:type="dxa"/>
+              <w:left w:w="140" w:type="dxa"/>
+              <w:bottom w:w="80" w:type="dxa"/>
+              <w:right w:w="140" w:type="dxa"/>
+            </w:tcMar>
+          </w:tcPr>
+          <w:p>
+            <w:pPr>
+              <w:spacing w:before="0" w:after="0" w:line="240" w:lineRule="auto"/>
+            </w:pPr>
+            <w:r>
+              <w:rPr>
+                <w:rFonts w:ascii="Courier New" w:hAnsi="Courier New" w:eastAsia="NanumGothicCoding"/>
+                <w:sz w:val="18"/>
+                <w:szCs w:val="18"/>
+              </w:rPr>
+              <w:t xml:space="preserve">① 고객 요구/문의/불만 접수</w:t>
+            </w:r>
+          </w:p>
+          <w:p>
+            <w:pPr>
+              <w:spacing w:before="0" w:after="0" w:line="240" w:lineRule="auto"/>
+            </w:pPr>
+            <w:r>
+              <w:rPr>
+                <w:rFonts w:ascii="Courier New" w:hAnsi="Courier New" w:eastAsia="NanumGothicCoding"/>
+                <w:sz w:val="18"/>
+                <w:szCs w:val="18"/>
+              </w:rPr>
+              <w:t xml:space="preserve">   │  영업팀 또는 품질팀 접수</w:t>
+            </w:r>
+          </w:p>
+          <w:p>
+            <w:pPr>
+              <w:spacing w:before="0" w:after="0" w:line="240" w:lineRule="auto"/>
+            </w:pPr>
+            <w:r>
+              <w:rPr>
+                <w:rFonts w:ascii="Courier New" w:hAnsi="Courier New" w:eastAsia="NanumGothicCoding"/>
+                <w:sz w:val="18"/>
+                <w:szCs w:val="18"/>
+              </w:rPr>
+              <w:t xml:space="preserve">   ▼</w:t>
+            </w:r>
+          </w:p>
+          <w:p>
+            <w:pPr>
+              <w:spacing w:before="0" w:after="0" w:line="240" w:lineRule="auto"/>
+            </w:pPr>
+            <w:r>
+              <w:rPr>
+                <w:rFonts w:ascii="Courier New" w:hAnsi="Courier New" w:eastAsia="NanumGothicCoding"/>
+                <w:sz w:val="18"/>
+                <w:szCs w:val="18"/>
+              </w:rPr>
+              <w:t xml:space="preserve">② 내부 관련 부서 전달</w:t>
+            </w:r>
+          </w:p>
+          <w:p>
+            <w:pPr>
+              <w:spacing w:before="0" w:after="0" w:line="240" w:lineRule="auto"/>
+            </w:pPr>
+            <w:r>
+              <w:rPr>
+                <w:rFonts w:ascii="Courier New" w:hAnsi="Courier New" w:eastAsia="NanumGothicCoding"/>
+                <w:sz w:val="18"/>
+                <w:szCs w:val="18"/>
+              </w:rPr>
+              <w:t xml:space="preserve">   │  접수 내용에 따라 관련 부서 배분</w:t>
+            </w:r>
+          </w:p>
+          <w:p>
+            <w:pPr>
+              <w:spacing w:before="0" w:after="0" w:line="240" w:lineRule="auto"/>
+            </w:pPr>
+            <w:r>
+              <w:rPr>
+                <w:rFonts w:ascii="Courier New" w:hAnsi="Courier New" w:eastAsia="NanumGothicCoding"/>
+                <w:sz w:val="18"/>
+                <w:szCs w:val="18"/>
+              </w:rPr>
+              <w:t xml:space="preserve">   ▼</w:t>
+            </w:r>
+          </w:p>
+          <w:p>
+            <w:pPr>
+              <w:spacing w:before="0" w:after="0" w:line="240" w:lineRule="auto"/>
+            </w:pPr>
+            <w:r>
+              <w:rPr>
+                <w:rFonts w:ascii="Courier New" w:hAnsi="Courier New" w:eastAsia="NanumGothicCoding"/>
+                <w:sz w:val="18"/>
+                <w:szCs w:val="18"/>
+              </w:rPr>
+              <w:t xml:space="preserve">③ 검토/분석/조치</w:t>
+            </w:r>
+          </w:p>
+          <w:p>
+            <w:pPr>
+              <w:spacing w:before="0" w:after="0" w:line="240" w:lineRule="auto"/>
+            </w:pPr>
+            <w:r>
+              <w:rPr>
+                <w:rFonts w:ascii="Courier New" w:hAnsi="Courier New" w:eastAsia="NanumGothicCoding"/>
+                <w:sz w:val="18"/>
+                <w:szCs w:val="18"/>
+              </w:rPr>
+              <w:t xml:space="preserve">   │  관련 부서 검토 및 대응 준비</w:t>
+            </w:r>
+          </w:p>
+          <w:p>
+            <w:pPr>
+              <w:spacing w:before="0" w:after="0" w:line="240" w:lineRule="auto"/>
+            </w:pPr>
+            <w:r>
+              <w:rPr>
+                <w:rFonts w:ascii="Courier New" w:hAnsi="Courier New" w:eastAsia="NanumGothicCoding"/>
+                <w:sz w:val="18"/>
+                <w:szCs w:val="18"/>
+              </w:rPr>
+              <w:t xml:space="preserve">   ▼</w:t>
+            </w:r>
+          </w:p>
+          <w:p>
+            <w:pPr>
+              <w:spacing w:before="0" w:after="0" w:line="240" w:lineRule="auto"/>
+            </w:pPr>
+            <w:r>
+              <w:rPr>
+                <w:rFonts w:ascii="Courier New" w:hAnsi="Courier New" w:eastAsia="NanumGothicCoding"/>
+                <w:sz w:val="18"/>
+                <w:szCs w:val="18"/>
+              </w:rPr>
+              <w:t xml:space="preserve">④ 고객 회신</w:t>
+            </w:r>
+          </w:p>
+          <w:p>
+            <w:pPr>
+              <w:spacing w:before="0" w:after="0" w:line="240" w:lineRule="auto"/>
+            </w:pPr>
+            <w:r>
+              <w:rPr>
+                <w:rFonts w:ascii="Courier New" w:hAnsi="Courier New" w:eastAsia="NanumGothicCoding"/>
+                <w:sz w:val="18"/>
+                <w:szCs w:val="18"/>
+              </w:rPr>
+              <w:t xml:space="preserve">   │  공식 회신 (승인된 담당자)</w:t>
+            </w:r>
+          </w:p>
+          <w:p>
+            <w:pPr>
+              <w:spacing w:before="0" w:after="0" w:line="240" w:lineRule="auto"/>
+            </w:pPr>
+            <w:r>
+              <w:rPr>
+                <w:rFonts w:ascii="Courier New" w:hAnsi="Courier New" w:eastAsia="NanumGothicCoding"/>
+                <w:sz w:val="18"/>
+                <w:szCs w:val="18"/>
+              </w:rPr>
+              <w:t xml:space="preserve">   ▼</w:t>
+            </w:r>
+          </w:p>
+          <w:p>
+            <w:pPr>
+              <w:spacing w:before="0" w:after="0" w:line="240" w:lineRule="auto"/>
+            </w:pPr>
+            <w:r>
+              <w:rPr>
+                <w:rFonts w:ascii="Courier New" w:hAnsi="Courier New" w:eastAsia="NanumGothicCoding"/>
+                <w:sz w:val="18"/>
+                <w:szCs w:val="18"/>
+              </w:rPr>
+              <w:t xml:space="preserve">⑤ 기록 유지</w:t>
+            </w:r>
+          </w:p>
+          <w:p>
+            <w:pPr>
+              <w:spacing w:before="0" w:after="0" w:line="240" w:lineRule="auto"/>
+            </w:pPr>
+            <w:r>
+              <w:rPr>
+                <w:rFonts w:ascii="Courier New" w:hAnsi="Courier New" w:eastAsia="NanumGothicCoding"/>
+                <w:sz w:val="18"/>
+                <w:szCs w:val="18"/>
+              </w:rPr>
+              <w:t xml:space="preserve">   고객 의사소통 이력 관리</w:t>
+            </w:r>
+          </w:p>
+        </w:tc>
+      </w:tr>
+    </w:tbl>
     <w:bookmarkEnd w:id="28"/>
     <w:bookmarkEnd w:id="29"/>
     <w:bookmarkStart w:id="30" w:name="공급자-의사소통"/>
@@ -5845,18 +5891,10 @@
           </w:p>
         </w:tc>
         <w:tc>
-          <w:tcPr>
-            <w:tcMar>
-              <w:top w:w="60" w:type="dxa"/>
-              <w:left w:w="120" w:type="dxa"/>
-              <w:bottom w:w="60" w:type="dxa"/>
-              <w:right w:w="120" w:type="dxa"/>
-            </w:tcMar>
-          </w:tcPr>
-          <w:p>
-            <w:pPr>
-              <w:pStyle w:val="Compact"/>
-              <w:wordWrap w:val="1"/>
+          <w:tcPr/>
+          <w:p>
+            <w:pPr>
+              <w:pStyle w:val="Compact"/>
             </w:pPr>
             <w:r>
               <w:t xml:space="preserve">법정 양식</w:t>
@@ -6872,53 +6910,101 @@
         <w:t xml:space="preserve">8.3 에스컬레이션 보고 체계</w:t>
       </w:r>
     </w:p>
-    <w:p>
-      <w:pPr>
-        <w:pStyle w:val="SourceCode"/>
-      </w:pPr>
-      <w:r>
-        <w:rPr>
-          <w:rStyle w:val="VerbatimChar"/>
-        </w:rPr>
-        <w:t xml:space="preserve">Level 1: 담당자/부서장 → 선임 관리자 (Senior Manager / Trưởng phòng cấp cao)</w:t>
-      </w:r>
-      <w:r>
-        <w:br/>
-      </w:r>
-      <w:r>
-        <w:rPr>
-          <w:rStyle w:val="VerbatimChar"/>
-        </w:rPr>
-        <w:t xml:space="preserve">                                              │ (3개월 이상 미해결 시)</w:t>
-      </w:r>
-      <w:r>
-        <w:br/>
-      </w:r>
-      <w:r>
-        <w:rPr>
-          <w:rStyle w:val="VerbatimChar"/>
-        </w:rPr>
-        <w:t xml:space="preserve">Level 2: 선임 관리자 → 총괄 이사 (General Director / Tổng giám đốc)</w:t>
-      </w:r>
-      <w:r>
-        <w:br/>
-      </w:r>
-      <w:r>
-        <w:rPr>
-          <w:rStyle w:val="VerbatimChar"/>
-        </w:rPr>
-        <w:t xml:space="preserve">                                   │ (3개월 이상 미해결 시)</w:t>
-      </w:r>
-      <w:r>
-        <w:br/>
-      </w:r>
-      <w:r>
-        <w:rPr>
-          <w:rStyle w:val="VerbatimChar"/>
-        </w:rPr>
-        <w:t xml:space="preserve">Level 3: 총괄 이사 → CEO</w:t>
-      </w:r>
-    </w:p>
+    <w:tbl>
+      <w:tblPr>
+        <w:tblLook w:firstColumn="1" w:firstRow="1" w:lastColumn="0" w:lastRow="0" w:noHBand="0" w:noVBand="1" w:val="04A0"/>
+        <w:tblW w:w="8788" w:type="dxa"/>
+        <w:tblBorders>
+          <w:top w:val="single" w:sz="4" w:color="2E74B5" w:space="0"/>
+          <w:left w:val="single" w:sz="4" w:color="2E74B5" w:space="0"/>
+          <w:bottom w:val="single" w:sz="4" w:color="2E74B5" w:space="0"/>
+          <w:right w:val="single" w:sz="4" w:color="2E74B5" w:space="0"/>
+          <w:insideH w:val="single" w:sz="4" w:color="BDD7EE" w:space="0"/>
+          <w:insideV w:val="single" w:sz="2" w:color="D9D9D9" w:space="0"/>
+        </w:tblBorders>
+      </w:tblPr>
+      <w:tblGrid>
+        <w:gridCol w:w="8788"/>
+      </w:tblGrid>
+      <w:tr>
+        <w:tc>
+          <w:tcPr>
+            <w:tcW w:w="8788" w:type="dxa"/>
+            <w:tcMar>
+              <w:top w:w="80" w:type="dxa"/>
+              <w:left w:w="140" w:type="dxa"/>
+              <w:bottom w:w="80" w:type="dxa"/>
+              <w:right w:w="140" w:type="dxa"/>
+            </w:tcMar>
+          </w:tcPr>
+          <w:p>
+            <w:pPr>
+              <w:spacing w:before="0" w:after="0" w:line="240" w:lineRule="auto"/>
+            </w:pPr>
+            <w:r>
+              <w:rPr>
+                <w:rFonts w:ascii="Courier New" w:hAnsi="Courier New" w:eastAsia="NanumGothicCoding"/>
+                <w:sz w:val="18"/>
+                <w:szCs w:val="18"/>
+              </w:rPr>
+              <w:t xml:space="preserve">Level 1: 담당자/부서장 → 선임 관리자 (Senior Manager / Trưởng phòng cấp cao)</w:t>
+            </w:r>
+          </w:p>
+          <w:p>
+            <w:pPr>
+              <w:spacing w:before="0" w:after="0" w:line="240" w:lineRule="auto"/>
+            </w:pPr>
+            <w:r>
+              <w:rPr>
+                <w:rFonts w:ascii="Courier New" w:hAnsi="Courier New" w:eastAsia="NanumGothicCoding"/>
+                <w:sz w:val="18"/>
+                <w:szCs w:val="18"/>
+              </w:rPr>
+              <w:t xml:space="preserve">                                              │ (3개월 이상 미해결 시)</w:t>
+            </w:r>
+          </w:p>
+          <w:p>
+            <w:pPr>
+              <w:spacing w:before="0" w:after="0" w:line="240" w:lineRule="auto"/>
+            </w:pPr>
+            <w:r>
+              <w:rPr>
+                <w:rFonts w:ascii="Courier New" w:hAnsi="Courier New" w:eastAsia="NanumGothicCoding"/>
+                <w:sz w:val="18"/>
+                <w:szCs w:val="18"/>
+              </w:rPr>
+              <w:t xml:space="preserve">Level 2: 선임 관리자 → 총괄 이사 (General Director / Tổng giám đốc)</w:t>
+            </w:r>
+          </w:p>
+          <w:p>
+            <w:pPr>
+              <w:spacing w:before="0" w:after="0" w:line="240" w:lineRule="auto"/>
+            </w:pPr>
+            <w:r>
+              <w:rPr>
+                <w:rFonts w:ascii="Courier New" w:hAnsi="Courier New" w:eastAsia="NanumGothicCoding"/>
+                <w:sz w:val="18"/>
+                <w:szCs w:val="18"/>
+              </w:rPr>
+              <w:t xml:space="preserve">                                   │ (3개월 이상 미해결 시)</w:t>
+            </w:r>
+          </w:p>
+          <w:p>
+            <w:pPr>
+              <w:spacing w:before="0" w:after="0" w:line="240" w:lineRule="auto"/>
+            </w:pPr>
+            <w:r>
+              <w:rPr>
+                <w:rFonts w:ascii="Courier New" w:hAnsi="Courier New" w:eastAsia="NanumGothicCoding"/>
+                <w:sz w:val="18"/>
+                <w:szCs w:val="18"/>
+              </w:rPr>
+              <w:t xml:space="preserve">Level 3: 총괄 이사 → CEO</w:t>
+            </w:r>
+          </w:p>
+        </w:tc>
+      </w:tr>
+    </w:tbl>
     <w:p>
       <w:pPr>
         <w:pStyle w:val="BlockText"/>
@@ -6937,215 +7023,335 @@
         <w:t xml:space="preserve">8.4 에스컬레이션 프로세스</w:t>
       </w:r>
     </w:p>
-    <w:p>
-      <w:pPr>
-        <w:pStyle w:val="SourceCode"/>
-      </w:pPr>
-      <w:r>
-        <w:rPr>
-          <w:rStyle w:val="VerbatimChar"/>
-        </w:rPr>
-        <w:t xml:space="preserve">① 이상 발생 인지</w:t>
-      </w:r>
-      <w:r>
-        <w:br/>
-      </w:r>
-      <w:r>
-        <w:rPr>
-          <w:rStyle w:val="VerbatimChar"/>
-        </w:rPr>
-        <w:t xml:space="preserve">   │  이상 상황 최초 인지자</w:t>
-      </w:r>
-      <w:r>
-        <w:br/>
-      </w:r>
-      <w:r>
-        <w:rPr>
-          <w:rStyle w:val="VerbatimChar"/>
-        </w:rPr>
-        <w:t xml:space="preserve">   ▼</w:t>
-      </w:r>
-      <w:r>
-        <w:br/>
-      </w:r>
-      <w:r>
-        <w:rPr>
-          <w:rStyle w:val="VerbatimChar"/>
-        </w:rPr>
-        <w:t xml:space="preserve">② 등급 판정</w:t>
-      </w:r>
-      <w:r>
-        <w:br/>
-      </w:r>
-      <w:r>
-        <w:rPr>
-          <w:rStyle w:val="VerbatimChar"/>
-        </w:rPr>
-        <w:t xml:space="preserve">   │  에스컬레이션 등급 기준에 따라 판정</w:t>
-      </w:r>
-      <w:r>
-        <w:br/>
-      </w:r>
-      <w:r>
-        <w:rPr>
-          <w:rStyle w:val="VerbatimChar"/>
-        </w:rPr>
-        <w:t xml:space="preserve">   ▼</w:t>
-      </w:r>
-      <w:r>
-        <w:br/>
-      </w:r>
-      <w:r>
-        <w:rPr>
-          <w:rStyle w:val="VerbatimChar"/>
-        </w:rPr>
-        <w:t xml:space="preserve">③ 초기 보고</w:t>
-      </w:r>
-      <w:r>
-        <w:br/>
-      </w:r>
-      <w:r>
-        <w:rPr>
-          <w:rStyle w:val="VerbatimChar"/>
-        </w:rPr>
-        <w:t xml:space="preserve">   │  등급별 보고 시한 내 보고 (구두 + 서면)</w:t>
-      </w:r>
-      <w:r>
-        <w:br/>
-      </w:r>
-      <w:r>
-        <w:rPr>
-          <w:rStyle w:val="VerbatimChar"/>
-        </w:rPr>
-        <w:t xml:space="preserve">   ▼</w:t>
-      </w:r>
-      <w:r>
-        <w:br/>
-      </w:r>
-      <w:r>
-        <w:rPr>
-          <w:rStyle w:val="VerbatimChar"/>
-        </w:rPr>
-        <w:t xml:space="preserve">④ 긴급 조치</w:t>
-      </w:r>
-      <w:r>
-        <w:br/>
-      </w:r>
-      <w:r>
-        <w:rPr>
-          <w:rStyle w:val="VerbatimChar"/>
-        </w:rPr>
-        <w:t xml:space="preserve">   │  불량품 격리, 작업 중지, 안전 조치 등 즉시 대응</w:t>
-      </w:r>
-      <w:r>
-        <w:br/>
-      </w:r>
-      <w:r>
-        <w:rPr>
-          <w:rStyle w:val="VerbatimChar"/>
-        </w:rPr>
-        <w:t xml:space="preserve">   ▼</w:t>
-      </w:r>
-      <w:r>
-        <w:br/>
-      </w:r>
-      <w:r>
-        <w:rPr>
-          <w:rStyle w:val="VerbatimChar"/>
-        </w:rPr>
-        <w:t xml:space="preserve">⑤ 원인 분석 및 대책 수립</w:t>
-      </w:r>
-      <w:r>
-        <w:br/>
-      </w:r>
-      <w:r>
-        <w:rPr>
-          <w:rStyle w:val="VerbatimChar"/>
-        </w:rPr>
-        <w:t xml:space="preserve">   │  근본 원인 분석, 시정/예방 조치 수립</w:t>
-      </w:r>
-      <w:r>
-        <w:br/>
-      </w:r>
-      <w:r>
-        <w:rPr>
-          <w:rStyle w:val="VerbatimChar"/>
-        </w:rPr>
-        <w:t xml:space="preserve">   ▼</w:t>
-      </w:r>
-      <w:r>
-        <w:br/>
-      </w:r>
-      <w:r>
-        <w:rPr>
-          <w:rStyle w:val="VerbatimChar"/>
-        </w:rPr>
-        <w:t xml:space="preserve">⑥ 이해관계자 통보</w:t>
-      </w:r>
-      <w:r>
-        <w:br/>
-      </w:r>
-      <w:r>
-        <w:rPr>
-          <w:rStyle w:val="VerbatimChar"/>
-        </w:rPr>
-        <w:t xml:space="preserve">   │  고객/공급자/인증기관 등 해당 외부 이해관계자 통보</w:t>
-      </w:r>
-      <w:r>
-        <w:br/>
-      </w:r>
-      <w:r>
-        <w:rPr>
-          <w:rStyle w:val="VerbatimChar"/>
-        </w:rPr>
-        <w:t xml:space="preserve">   ▼</w:t>
-      </w:r>
-      <w:r>
-        <w:br/>
-      </w:r>
-      <w:r>
-        <w:rPr>
-          <w:rStyle w:val="VerbatimChar"/>
-        </w:rPr>
-        <w:t xml:space="preserve">⑦ 조치 실행 및 확인</w:t>
-      </w:r>
-      <w:r>
-        <w:br/>
-      </w:r>
-      <w:r>
-        <w:rPr>
-          <w:rStyle w:val="VerbatimChar"/>
-        </w:rPr>
-        <w:t xml:space="preserve">   │  대책 실행, 효과성 확인</w:t>
-      </w:r>
-      <w:r>
-        <w:br/>
-      </w:r>
-      <w:r>
-        <w:rPr>
-          <w:rStyle w:val="VerbatimChar"/>
-        </w:rPr>
-        <w:t xml:space="preserve">   ▼</w:t>
-      </w:r>
-      <w:r>
-        <w:br/>
-      </w:r>
-      <w:r>
-        <w:rPr>
-          <w:rStyle w:val="VerbatimChar"/>
-        </w:rPr>
-        <w:t xml:space="preserve">⑧ 종결 보고</w:t>
-      </w:r>
-      <w:r>
-        <w:br/>
-      </w:r>
-      <w:r>
-        <w:rPr>
-          <w:rStyle w:val="VerbatimChar"/>
-        </w:rPr>
-        <w:t xml:space="preserve">   에스컬레이션 종결 보고서 작성, 기록 유지</w:t>
-      </w:r>
-    </w:p>
+    <w:tbl>
+      <w:tblPr>
+        <w:tblLook w:firstColumn="1" w:firstRow="1" w:lastColumn="0" w:lastRow="0" w:noHBand="0" w:noVBand="1" w:val="04A0"/>
+        <w:tblW w:w="8788" w:type="dxa"/>
+        <w:tblBorders>
+          <w:top w:val="single" w:sz="4" w:color="2E74B5" w:space="0"/>
+          <w:left w:val="single" w:sz="4" w:color="2E74B5" w:space="0"/>
+          <w:bottom w:val="single" w:sz="4" w:color="2E74B5" w:space="0"/>
+          <w:right w:val="single" w:sz="4" w:color="2E74B5" w:space="0"/>
+          <w:insideH w:val="single" w:sz="4" w:color="BDD7EE" w:space="0"/>
+          <w:insideV w:val="single" w:sz="2" w:color="D9D9D9" w:space="0"/>
+        </w:tblBorders>
+      </w:tblPr>
+      <w:tblGrid>
+        <w:gridCol w:w="8788"/>
+      </w:tblGrid>
+      <w:tr>
+        <w:tc>
+          <w:tcPr>
+            <w:tcW w:w="8788" w:type="dxa"/>
+            <w:tcMar>
+              <w:top w:w="80" w:type="dxa"/>
+              <w:left w:w="140" w:type="dxa"/>
+              <w:bottom w:w="80" w:type="dxa"/>
+              <w:right w:w="140" w:type="dxa"/>
+            </w:tcMar>
+          </w:tcPr>
+          <w:p>
+            <w:pPr>
+              <w:spacing w:before="0" w:after="0" w:line="240" w:lineRule="auto"/>
+            </w:pPr>
+            <w:r>
+              <w:rPr>
+                <w:rFonts w:ascii="Courier New" w:hAnsi="Courier New" w:eastAsia="NanumGothicCoding"/>
+                <w:sz w:val="18"/>
+                <w:szCs w:val="18"/>
+              </w:rPr>
+              <w:t xml:space="preserve">① 이상 발생 인지</w:t>
+            </w:r>
+          </w:p>
+          <w:p>
+            <w:pPr>
+              <w:spacing w:before="0" w:after="0" w:line="240" w:lineRule="auto"/>
+            </w:pPr>
+            <w:r>
+              <w:rPr>
+                <w:rFonts w:ascii="Courier New" w:hAnsi="Courier New" w:eastAsia="NanumGothicCoding"/>
+                <w:sz w:val="18"/>
+                <w:szCs w:val="18"/>
+              </w:rPr>
+              <w:t xml:space="preserve">   │  이상 상황 최초 인지자</w:t>
+            </w:r>
+          </w:p>
+          <w:p>
+            <w:pPr>
+              <w:spacing w:before="0" w:after="0" w:line="240" w:lineRule="auto"/>
+            </w:pPr>
+            <w:r>
+              <w:rPr>
+                <w:rFonts w:ascii="Courier New" w:hAnsi="Courier New" w:eastAsia="NanumGothicCoding"/>
+                <w:sz w:val="18"/>
+                <w:szCs w:val="18"/>
+              </w:rPr>
+              <w:t xml:space="preserve">   ▼</w:t>
+            </w:r>
+          </w:p>
+          <w:p>
+            <w:pPr>
+              <w:spacing w:before="0" w:after="0" w:line="240" w:lineRule="auto"/>
+            </w:pPr>
+            <w:r>
+              <w:rPr>
+                <w:rFonts w:ascii="Courier New" w:hAnsi="Courier New" w:eastAsia="NanumGothicCoding"/>
+                <w:sz w:val="18"/>
+                <w:szCs w:val="18"/>
+              </w:rPr>
+              <w:t xml:space="preserve">② 등급 판정</w:t>
+            </w:r>
+          </w:p>
+          <w:p>
+            <w:pPr>
+              <w:spacing w:before="0" w:after="0" w:line="240" w:lineRule="auto"/>
+            </w:pPr>
+            <w:r>
+              <w:rPr>
+                <w:rFonts w:ascii="Courier New" w:hAnsi="Courier New" w:eastAsia="NanumGothicCoding"/>
+                <w:sz w:val="18"/>
+                <w:szCs w:val="18"/>
+              </w:rPr>
+              <w:t xml:space="preserve">   │  에스컬레이션 등급 기준에 따라 판정</w:t>
+            </w:r>
+          </w:p>
+          <w:p>
+            <w:pPr>
+              <w:spacing w:before="0" w:after="0" w:line="240" w:lineRule="auto"/>
+            </w:pPr>
+            <w:r>
+              <w:rPr>
+                <w:rFonts w:ascii="Courier New" w:hAnsi="Courier New" w:eastAsia="NanumGothicCoding"/>
+                <w:sz w:val="18"/>
+                <w:szCs w:val="18"/>
+              </w:rPr>
+              <w:t xml:space="preserve">   ▼</w:t>
+            </w:r>
+          </w:p>
+          <w:p>
+            <w:pPr>
+              <w:spacing w:before="0" w:after="0" w:line="240" w:lineRule="auto"/>
+            </w:pPr>
+            <w:r>
+              <w:rPr>
+                <w:rFonts w:ascii="Courier New" w:hAnsi="Courier New" w:eastAsia="NanumGothicCoding"/>
+                <w:sz w:val="18"/>
+                <w:szCs w:val="18"/>
+              </w:rPr>
+              <w:t xml:space="preserve">③ 초기 보고</w:t>
+            </w:r>
+          </w:p>
+          <w:p>
+            <w:pPr>
+              <w:spacing w:before="0" w:after="0" w:line="240" w:lineRule="auto"/>
+            </w:pPr>
+            <w:r>
+              <w:rPr>
+                <w:rFonts w:ascii="Courier New" w:hAnsi="Courier New" w:eastAsia="NanumGothicCoding"/>
+                <w:sz w:val="18"/>
+                <w:szCs w:val="18"/>
+              </w:rPr>
+              <w:t xml:space="preserve">   │  등급별 보고 시한 내 보고 (구두 + 서면)</w:t>
+            </w:r>
+          </w:p>
+          <w:p>
+            <w:pPr>
+              <w:spacing w:before="0" w:after="0" w:line="240" w:lineRule="auto"/>
+            </w:pPr>
+            <w:r>
+              <w:rPr>
+                <w:rFonts w:ascii="Courier New" w:hAnsi="Courier New" w:eastAsia="NanumGothicCoding"/>
+                <w:sz w:val="18"/>
+                <w:szCs w:val="18"/>
+              </w:rPr>
+              <w:t xml:space="preserve">   ▼</w:t>
+            </w:r>
+          </w:p>
+          <w:p>
+            <w:pPr>
+              <w:spacing w:before="0" w:after="0" w:line="240" w:lineRule="auto"/>
+            </w:pPr>
+            <w:r>
+              <w:rPr>
+                <w:rFonts w:ascii="Courier New" w:hAnsi="Courier New" w:eastAsia="NanumGothicCoding"/>
+                <w:sz w:val="18"/>
+                <w:szCs w:val="18"/>
+              </w:rPr>
+              <w:t xml:space="preserve">④ 긴급 조치</w:t>
+            </w:r>
+          </w:p>
+          <w:p>
+            <w:pPr>
+              <w:spacing w:before="0" w:after="0" w:line="240" w:lineRule="auto"/>
+            </w:pPr>
+            <w:r>
+              <w:rPr>
+                <w:rFonts w:ascii="Courier New" w:hAnsi="Courier New" w:eastAsia="NanumGothicCoding"/>
+                <w:sz w:val="18"/>
+                <w:szCs w:val="18"/>
+              </w:rPr>
+              <w:t xml:space="preserve">   │  불량품 격리, 작업 중지, 안전 조치 등 즉시 대응</w:t>
+            </w:r>
+          </w:p>
+          <w:p>
+            <w:pPr>
+              <w:spacing w:before="0" w:after="0" w:line="240" w:lineRule="auto"/>
+            </w:pPr>
+            <w:r>
+              <w:rPr>
+                <w:rFonts w:ascii="Courier New" w:hAnsi="Courier New" w:eastAsia="NanumGothicCoding"/>
+                <w:sz w:val="18"/>
+                <w:szCs w:val="18"/>
+              </w:rPr>
+              <w:t xml:space="preserve">   ▼</w:t>
+            </w:r>
+          </w:p>
+          <w:p>
+            <w:pPr>
+              <w:spacing w:before="0" w:after="0" w:line="240" w:lineRule="auto"/>
+            </w:pPr>
+            <w:r>
+              <w:rPr>
+                <w:rFonts w:ascii="Courier New" w:hAnsi="Courier New" w:eastAsia="NanumGothicCoding"/>
+                <w:sz w:val="18"/>
+                <w:szCs w:val="18"/>
+              </w:rPr>
+              <w:t xml:space="preserve">⑤ 원인 분석 및 대책 수립</w:t>
+            </w:r>
+          </w:p>
+          <w:p>
+            <w:pPr>
+              <w:spacing w:before="0" w:after="0" w:line="240" w:lineRule="auto"/>
+            </w:pPr>
+            <w:r>
+              <w:rPr>
+                <w:rFonts w:ascii="Courier New" w:hAnsi="Courier New" w:eastAsia="NanumGothicCoding"/>
+                <w:sz w:val="18"/>
+                <w:szCs w:val="18"/>
+              </w:rPr>
+              <w:t xml:space="preserve">   │  근본 원인 분석, 시정/예방 조치 수립</w:t>
+            </w:r>
+          </w:p>
+          <w:p>
+            <w:pPr>
+              <w:spacing w:before="0" w:after="0" w:line="240" w:lineRule="auto"/>
+            </w:pPr>
+            <w:r>
+              <w:rPr>
+                <w:rFonts w:ascii="Courier New" w:hAnsi="Courier New" w:eastAsia="NanumGothicCoding"/>
+                <w:sz w:val="18"/>
+                <w:szCs w:val="18"/>
+              </w:rPr>
+              <w:t xml:space="preserve">   ▼</w:t>
+            </w:r>
+          </w:p>
+          <w:p>
+            <w:pPr>
+              <w:spacing w:before="0" w:after="0" w:line="240" w:lineRule="auto"/>
+            </w:pPr>
+            <w:r>
+              <w:rPr>
+                <w:rFonts w:ascii="Courier New" w:hAnsi="Courier New" w:eastAsia="NanumGothicCoding"/>
+                <w:sz w:val="18"/>
+                <w:szCs w:val="18"/>
+              </w:rPr>
+              <w:t xml:space="preserve">⑥ 이해관계자 통보</w:t>
+            </w:r>
+          </w:p>
+          <w:p>
+            <w:pPr>
+              <w:spacing w:before="0" w:after="0" w:line="240" w:lineRule="auto"/>
+            </w:pPr>
+            <w:r>
+              <w:rPr>
+                <w:rFonts w:ascii="Courier New" w:hAnsi="Courier New" w:eastAsia="NanumGothicCoding"/>
+                <w:sz w:val="18"/>
+                <w:szCs w:val="18"/>
+              </w:rPr>
+              <w:t xml:space="preserve">   │  고객/공급자/인증기관 등 해당 외부 이해관계자 통보</w:t>
+            </w:r>
+          </w:p>
+          <w:p>
+            <w:pPr>
+              <w:spacing w:before="0" w:after="0" w:line="240" w:lineRule="auto"/>
+            </w:pPr>
+            <w:r>
+              <w:rPr>
+                <w:rFonts w:ascii="Courier New" w:hAnsi="Courier New" w:eastAsia="NanumGothicCoding"/>
+                <w:sz w:val="18"/>
+                <w:szCs w:val="18"/>
+              </w:rPr>
+              <w:t xml:space="preserve">   ▼</w:t>
+            </w:r>
+          </w:p>
+          <w:p>
+            <w:pPr>
+              <w:spacing w:before="0" w:after="0" w:line="240" w:lineRule="auto"/>
+            </w:pPr>
+            <w:r>
+              <w:rPr>
+                <w:rFonts w:ascii="Courier New" w:hAnsi="Courier New" w:eastAsia="NanumGothicCoding"/>
+                <w:sz w:val="18"/>
+                <w:szCs w:val="18"/>
+              </w:rPr>
+              <w:t xml:space="preserve">⑦ 조치 실행 및 확인</w:t>
+            </w:r>
+          </w:p>
+          <w:p>
+            <w:pPr>
+              <w:spacing w:before="0" w:after="0" w:line="240" w:lineRule="auto"/>
+            </w:pPr>
+            <w:r>
+              <w:rPr>
+                <w:rFonts w:ascii="Courier New" w:hAnsi="Courier New" w:eastAsia="NanumGothicCoding"/>
+                <w:sz w:val="18"/>
+                <w:szCs w:val="18"/>
+              </w:rPr>
+              <w:t xml:space="preserve">   │  대책 실행, 효과성 확인</w:t>
+            </w:r>
+          </w:p>
+          <w:p>
+            <w:pPr>
+              <w:spacing w:before="0" w:after="0" w:line="240" w:lineRule="auto"/>
+            </w:pPr>
+            <w:r>
+              <w:rPr>
+                <w:rFonts w:ascii="Courier New" w:hAnsi="Courier New" w:eastAsia="NanumGothicCoding"/>
+                <w:sz w:val="18"/>
+                <w:szCs w:val="18"/>
+              </w:rPr>
+              <w:t xml:space="preserve">   ▼</w:t>
+            </w:r>
+          </w:p>
+          <w:p>
+            <w:pPr>
+              <w:spacing w:before="0" w:after="0" w:line="240" w:lineRule="auto"/>
+            </w:pPr>
+            <w:r>
+              <w:rPr>
+                <w:rFonts w:ascii="Courier New" w:hAnsi="Courier New" w:eastAsia="NanumGothicCoding"/>
+                <w:sz w:val="18"/>
+                <w:szCs w:val="18"/>
+              </w:rPr>
+              <w:t xml:space="preserve">⑧ 종결 보고</w:t>
+            </w:r>
+          </w:p>
+          <w:p>
+            <w:pPr>
+              <w:spacing w:before="0" w:after="0" w:line="240" w:lineRule="auto"/>
+            </w:pPr>
+            <w:r>
+              <w:rPr>
+                <w:rFonts w:ascii="Courier New" w:hAnsi="Courier New" w:eastAsia="NanumGothicCoding"/>
+                <w:sz w:val="18"/>
+                <w:szCs w:val="18"/>
+              </w:rPr>
+              <w:t xml:space="preserve">   에스컬레이션 종결 보고서 작성, 기록 유지</w:t>
+            </w:r>
+          </w:p>
+        </w:tc>
+      </w:tr>
+    </w:tbl>
     <w:bookmarkEnd w:id="39"/>
     <w:bookmarkStart w:id="40" w:name="에스컬레이션-보고서"/>
     <w:p>
@@ -7188,7 +7394,7 @@
         </w:trPr>
         <w:tc>
           <w:tcPr>
-            <w:tcW w:w="2460" w:type="dxa"/>
+            <w:tcW w:w="2658" w:type="dxa"/>
             <w:tcMar>
               <w:top w:w="60" w:type="dxa"/>
               <w:left w:w="120" w:type="dxa"/>
@@ -7209,7 +7415,7 @@
         </w:tc>
         <w:tc>
           <w:tcPr>
-            <w:tcW w:w="6328" w:type="dxa"/>
+            <w:tcW w:w="6130" w:type="dxa"/>
             <w:tcMar>
               <w:top w:w="60" w:type="dxa"/>
               <w:left w:w="120" w:type="dxa"/>
@@ -7232,11 +7438,17 @@
       <w:tr>
         <w:tc>
           <w:tcPr>
-            <w:tcW w:w="2460" w:type="dxa"/>
-          </w:tcPr>
-          <w:p>
-            <w:pPr>
-              <w:pStyle w:val="Compact"/>
+            <w:tcMar>
+              <w:top w:w="60" w:type="dxa"/>
+              <w:left w:w="120" w:type="dxa"/>
+              <w:bottom w:w="60" w:type="dxa"/>
+              <w:right w:w="120" w:type="dxa"/>
+            </w:tcMar>
+          </w:tcPr>
+          <w:p>
+            <w:pPr>
+              <w:pStyle w:val="Compact"/>
+              <w:wordWrap w:val="1"/>
             </w:pPr>
             <w:r>
               <w:t xml:space="preserve">발생 일시/장소</w:t>
@@ -7245,7 +7457,7 @@
         </w:tc>
         <w:tc>
           <w:tcPr>
-            <w:tcW w:w="6328" w:type="dxa"/>
+            <w:tcW w:w="6130" w:type="dxa"/>
             <w:tcMar>
               <w:top w:w="60" w:type="dxa"/>
               <w:left w:w="120" w:type="dxa"/>
@@ -7278,6 +7490,7 @@
         </w:tc>
         <w:tc>
           <w:tcPr>
+            <w:tcW w:w="6130" w:type="dxa"/>
             <w:tcMar>
               <w:top w:w="60" w:type="dxa"/>
               <w:left w:w="120" w:type="dxa"/>
@@ -7310,11 +7523,17 @@
         </w:tc>
         <w:tc>
           <w:tcPr>
-            <w:tcW w:w="6328" w:type="dxa"/>
-          </w:tcPr>
-          <w:p>
-            <w:pPr>
-              <w:pStyle w:val="Compact"/>
+            <w:tcMar>
+              <w:top w:w="60" w:type="dxa"/>
+              <w:left w:w="120" w:type="dxa"/>
+              <w:bottom w:w="60" w:type="dxa"/>
+              <w:right w:w="120" w:type="dxa"/>
+            </w:tcMar>
+          </w:tcPr>
+          <w:p>
+            <w:pPr>
+              <w:pStyle w:val="Compact"/>
+              <w:wordWrap w:val="1"/>
             </w:pPr>
             <w:r>
               <w:t xml:space="preserve">Level 1~4</w:t>
@@ -7324,19 +7543,10 @@
       </w:tr>
       <w:tr>
         <w:tc>
-          <w:tcPr>
-            <w:tcW w:w="2460" w:type="dxa"/>
-            <w:tcMar>
-              <w:top w:w="60" w:type="dxa"/>
-              <w:left w:w="120" w:type="dxa"/>
-              <w:bottom w:w="60" w:type="dxa"/>
-              <w:right w:w="120" w:type="dxa"/>
-            </w:tcMar>
-          </w:tcPr>
-          <w:p>
-            <w:pPr>
-              <w:pStyle w:val="Compact"/>
-              <w:wordWrap w:val="1"/>
+          <w:tcPr/>
+          <w:p>
+            <w:pPr>
+              <w:pStyle w:val="Compact"/>
             </w:pPr>
             <w:r>
               <w:t xml:space="preserve">이상 내용</w:t>
@@ -7344,10 +7554,19 @@
           </w:p>
         </w:tc>
         <w:tc>
-          <w:tcPr/>
-          <w:p>
-            <w:pPr>
-              <w:pStyle w:val="Compact"/>
+          <w:tcPr>
+            <w:tcW w:w="6130" w:type="dxa"/>
+            <w:tcMar>
+              <w:top w:w="60" w:type="dxa"/>
+              <w:left w:w="120" w:type="dxa"/>
+              <w:bottom w:w="60" w:type="dxa"/>
+              <w:right w:w="120" w:type="dxa"/>
+            </w:tcMar>
+          </w:tcPr>
+          <w:p>
+            <w:pPr>
+              <w:pStyle w:val="Compact"/>
+              <w:wordWrap w:val="1"/>
             </w:pPr>
             <w:r>
               <w:t xml:space="preserve">이상 상황 상세 설명</w:t>
@@ -7381,18 +7600,10 @@
       </w:tr>
       <w:tr>
         <w:tc>
-          <w:tcPr>
-            <w:tcMar>
-              <w:top w:w="60" w:type="dxa"/>
-              <w:left w:w="120" w:type="dxa"/>
-              <w:bottom w:w="60" w:type="dxa"/>
-              <w:right w:w="120" w:type="dxa"/>
-            </w:tcMar>
-          </w:tcPr>
-          <w:p>
-            <w:pPr>
-              <w:pStyle w:val="Compact"/>
-              <w:wordWrap w:val="1"/>
+          <w:tcPr/>
+          <w:p>
+            <w:pPr>
+              <w:pStyle w:val="Compact"/>
             </w:pPr>
             <w:r>
               <w:t xml:space="preserve">긴급 조치</w:t>
@@ -7400,18 +7611,10 @@
           </w:p>
         </w:tc>
         <w:tc>
-          <w:tcPr>
-            <w:tcMar>
-              <w:top w:w="60" w:type="dxa"/>
-              <w:left w:w="120" w:type="dxa"/>
-              <w:bottom w:w="60" w:type="dxa"/>
-              <w:right w:w="120" w:type="dxa"/>
-            </w:tcMar>
-          </w:tcPr>
-          <w:p>
-            <w:pPr>
-              <w:pStyle w:val="Compact"/>
-              <w:wordWrap w:val="1"/>
+          <w:tcPr/>
+          <w:p>
+            <w:pPr>
+              <w:pStyle w:val="Compact"/>
             </w:pPr>
             <w:r>
               <w:t xml:space="preserve">즉시 실행한 조치 사항</w:t>
@@ -7432,18 +7635,10 @@
           </w:p>
         </w:tc>
         <w:tc>
-          <w:tcPr>
-            <w:tcMar>
-              <w:top w:w="60" w:type="dxa"/>
-              <w:left w:w="120" w:type="dxa"/>
-              <w:bottom w:w="60" w:type="dxa"/>
-              <w:right w:w="120" w:type="dxa"/>
-            </w:tcMar>
-          </w:tcPr>
-          <w:p>
-            <w:pPr>
-              <w:pStyle w:val="Compact"/>
-              <w:wordWrap w:val="1"/>
+          <w:tcPr/>
+          <w:p>
+            <w:pPr>
+              <w:pStyle w:val="Compact"/>
             </w:pPr>
             <w:r>
               <w:t xml:space="preserve">근본 원인 (예비 및 최종)</w:t>
@@ -7464,18 +7659,10 @@
           </w:p>
         </w:tc>
         <w:tc>
-          <w:tcPr>
-            <w:tcMar>
-              <w:top w:w="60" w:type="dxa"/>
-              <w:left w:w="120" w:type="dxa"/>
-              <w:bottom w:w="60" w:type="dxa"/>
-              <w:right w:w="120" w:type="dxa"/>
-            </w:tcMar>
-          </w:tcPr>
-          <w:p>
-            <w:pPr>
-              <w:pStyle w:val="Compact"/>
-              <w:wordWrap w:val="1"/>
+          <w:tcPr/>
+          <w:p>
+            <w:pPr>
+              <w:pStyle w:val="Compact"/>
             </w:pPr>
             <w:r>
               <w:t xml:space="preserve">재발 방지 대책</w:t>
@@ -7509,18 +7696,10 @@
       </w:tr>
       <w:tr>
         <w:tc>
-          <w:tcPr>
-            <w:tcMar>
-              <w:top w:w="60" w:type="dxa"/>
-              <w:left w:w="120" w:type="dxa"/>
-              <w:bottom w:w="60" w:type="dxa"/>
-              <w:right w:w="120" w:type="dxa"/>
-            </w:tcMar>
-          </w:tcPr>
-          <w:p>
-            <w:pPr>
-              <w:pStyle w:val="Compact"/>
-              <w:wordWrap w:val="1"/>
+          <w:tcPr/>
+          <w:p>
+            <w:pPr>
+              <w:pStyle w:val="Compact"/>
             </w:pPr>
             <w:r>
               <w:t xml:space="preserve">종결 확인</w:t>
@@ -7528,18 +7707,10 @@
           </w:p>
         </w:tc>
         <w:tc>
-          <w:tcPr>
-            <w:tcMar>
-              <w:top w:w="60" w:type="dxa"/>
-              <w:left w:w="120" w:type="dxa"/>
-              <w:bottom w:w="60" w:type="dxa"/>
-              <w:right w:w="120" w:type="dxa"/>
-            </w:tcMar>
-          </w:tcPr>
-          <w:p>
-            <w:pPr>
-              <w:pStyle w:val="Compact"/>
-              <w:wordWrap w:val="1"/>
+          <w:tcPr/>
+          <w:p>
+            <w:pPr>
+              <w:pStyle w:val="Compact"/>
             </w:pPr>
             <w:r>
               <w:t xml:space="preserve">조치 완료 확인, 효과성 확인</w:t>
@@ -7601,7 +7772,7 @@
         </w:trPr>
         <w:tc>
           <w:tcPr>
-            <w:tcW w:w="2460" w:type="dxa"/>
+            <w:tcW w:w="1956" w:type="dxa"/>
             <w:tcMar>
               <w:top w:w="60" w:type="dxa"/>
               <w:left w:w="120" w:type="dxa"/>
@@ -7622,7 +7793,7 @@
         </w:tc>
         <w:tc>
           <w:tcPr>
-            <w:tcW w:w="6328" w:type="dxa"/>
+            <w:tcW w:w="6832" w:type="dxa"/>
             <w:tcMar>
               <w:top w:w="60" w:type="dxa"/>
               <w:left w:w="120" w:type="dxa"/>
@@ -7644,9 +7815,7 @@
       </w:tr>
       <w:tr>
         <w:tc>
-          <w:tcPr>
-            <w:tcW w:w="2460" w:type="dxa"/>
-          </w:tcPr>
+          <w:tcPr/>
           <w:p>
             <w:pPr>
               <w:pStyle w:val="Compact"/>
@@ -7658,7 +7827,7 @@
         </w:tc>
         <w:tc>
           <w:tcPr>
-            <w:tcW w:w="6328" w:type="dxa"/>
+            <w:tcW w:w="6832" w:type="dxa"/>
             <w:tcMar>
               <w:top w:w="60" w:type="dxa"/>
               <w:left w:w="120" w:type="dxa"/>
@@ -7707,6 +7876,7 @@
         </w:tc>
         <w:tc>
           <w:tcPr>
+            <w:tcW w:w="6832" w:type="dxa"/>
             <w:tcMar>
               <w:top w:w="60" w:type="dxa"/>
               <w:left w:w="120" w:type="dxa"/>
@@ -7738,9 +7908,7 @@
           </w:p>
         </w:tc>
         <w:tc>
-          <w:tcPr>
-            <w:tcW w:w="6328" w:type="dxa"/>
-          </w:tcPr>
+          <w:tcPr/>
           <w:p>
             <w:pPr>
               <w:pStyle w:val="Compact"/>
@@ -7753,19 +7921,10 @@
       </w:tr>
       <w:tr>
         <w:tc>
-          <w:tcPr>
-            <w:tcW w:w="2460" w:type="dxa"/>
-            <w:tcMar>
-              <w:top w:w="60" w:type="dxa"/>
-              <w:left w:w="120" w:type="dxa"/>
-              <w:bottom w:w="60" w:type="dxa"/>
-              <w:right w:w="120" w:type="dxa"/>
-            </w:tcMar>
-          </w:tcPr>
-          <w:p>
-            <w:pPr>
-              <w:pStyle w:val="Compact"/>
-              <w:wordWrap w:val="1"/>
+          <w:tcPr/>
+          <w:p>
+            <w:pPr>
+              <w:pStyle w:val="Compact"/>
             </w:pPr>
             <w:r>
               <w:t xml:space="preserve">즉시 격리</w:t>
@@ -7773,10 +7932,19 @@
           </w:p>
         </w:tc>
         <w:tc>
-          <w:tcPr/>
-          <w:p>
-            <w:pPr>
-              <w:pStyle w:val="Compact"/>
+          <w:tcPr>
+            <w:tcW w:w="6832" w:type="dxa"/>
+            <w:tcMar>
+              <w:top w:w="60" w:type="dxa"/>
+              <w:left w:w="120" w:type="dxa"/>
+              <w:bottom w:w="60" w:type="dxa"/>
+              <w:right w:w="120" w:type="dxa"/>
+            </w:tcMar>
+          </w:tcPr>
+          <w:p>
+            <w:pPr>
+              <w:pStyle w:val="Compact"/>
+              <w:wordWrap w:val="1"/>
             </w:pPr>
             <w:r>
               <w:t xml:space="preserve">해당 제품/로트 즉시 격리 및 출하 보류</w:t>
@@ -7810,18 +7978,10 @@
       </w:tr>
       <w:tr>
         <w:tc>
-          <w:tcPr>
-            <w:tcMar>
-              <w:top w:w="60" w:type="dxa"/>
-              <w:left w:w="120" w:type="dxa"/>
-              <w:bottom w:w="60" w:type="dxa"/>
-              <w:right w:w="120" w:type="dxa"/>
-            </w:tcMar>
-          </w:tcPr>
-          <w:p>
-            <w:pPr>
-              <w:pStyle w:val="Compact"/>
-              <w:wordWrap w:val="1"/>
+          <w:tcPr/>
+          <w:p>
+            <w:pPr>
+              <w:pStyle w:val="Compact"/>
             </w:pPr>
             <w:r>
               <w:t xml:space="preserve">Escape 관리</w:t>
@@ -7829,18 +7989,10 @@
           </w:p>
         </w:tc>
         <w:tc>
-          <w:tcPr>
-            <w:tcMar>
-              <w:top w:w="60" w:type="dxa"/>
-              <w:left w:w="120" w:type="dxa"/>
-              <w:bottom w:w="60" w:type="dxa"/>
-              <w:right w:w="120" w:type="dxa"/>
-            </w:tcMar>
-          </w:tcPr>
-          <w:p>
-            <w:pPr>
-              <w:pStyle w:val="Compact"/>
-              <w:wordWrap w:val="1"/>
+          <w:tcPr/>
+          <w:p>
+            <w:pPr>
+              <w:pStyle w:val="Compact"/>
             </w:pPr>
             <w:r>
               <w:t xml:space="preserve">부적합 제품이 고객에게 유출(Escape)된 경우, 에스컬레이션 Level 3 이상 적용</w:t>
@@ -8101,10 +8253,18 @@
       </w:tr>
       <w:tr>
         <w:tc>
-          <w:tcPr/>
-          <w:p>
-            <w:pPr>
-              <w:pStyle w:val="Compact"/>
+          <w:tcPr>
+            <w:tcMar>
+              <w:top w:w="60" w:type="dxa"/>
+              <w:left w:w="120" w:type="dxa"/>
+              <w:bottom w:w="60" w:type="dxa"/>
+              <w:right w:w="120" w:type="dxa"/>
+            </w:tcMar>
+          </w:tcPr>
+          <w:p>
+            <w:pPr>
+              <w:pStyle w:val="Compact"/>
+              <w:wordWrap w:val="1"/>
             </w:pPr>
             <w:r>
               <w:t xml:space="preserve">안전 이슈 내부 보고</w:t>
@@ -8139,18 +8299,10 @@
           </w:p>
         </w:tc>
         <w:tc>
-          <w:tcPr>
-            <w:tcMar>
-              <w:top w:w="60" w:type="dxa"/>
-              <w:left w:w="120" w:type="dxa"/>
-              <w:bottom w:w="60" w:type="dxa"/>
-              <w:right w:w="120" w:type="dxa"/>
-            </w:tcMar>
-          </w:tcPr>
-          <w:p>
-            <w:pPr>
-              <w:pStyle w:val="Compact"/>
-              <w:wordWrap w:val="1"/>
+          <w:tcPr/>
+          <w:p>
+            <w:pPr>
+              <w:pStyle w:val="Compact"/>
             </w:pPr>
             <w:r>
               <w:t xml:space="preserve">QP-804</w:t>
@@ -8350,7 +8502,7 @@
         </w:trPr>
         <w:tc>
           <w:tcPr>
-            <w:tcW w:w="2460" w:type="dxa"/>
+            <w:tcW w:w="2554" w:type="dxa"/>
             <w:tcMar>
               <w:top w:w="60" w:type="dxa"/>
               <w:left w:w="120" w:type="dxa"/>
@@ -8371,7 +8523,7 @@
         </w:tc>
         <w:tc>
           <w:tcPr>
-            <w:tcW w:w="6328" w:type="dxa"/>
+            <w:tcW w:w="6234" w:type="dxa"/>
             <w:tcMar>
               <w:top w:w="60" w:type="dxa"/>
               <w:left w:w="120" w:type="dxa"/>
@@ -8393,9 +8545,7 @@
       </w:tr>
       <w:tr>
         <w:tc>
-          <w:tcPr>
-            <w:tcW w:w="2460" w:type="dxa"/>
-          </w:tcPr>
+          <w:tcPr/>
           <w:p>
             <w:pPr>
               <w:pStyle w:val="Compact"/>
@@ -8407,7 +8557,7 @@
         </w:tc>
         <w:tc>
           <w:tcPr>
-            <w:tcW w:w="6328" w:type="dxa"/>
+            <w:tcW w:w="6234" w:type="dxa"/>
             <w:tcMar>
               <w:top w:w="60" w:type="dxa"/>
               <w:left w:w="120" w:type="dxa"/>
@@ -8456,6 +8606,7 @@
         </w:tc>
         <w:tc>
           <w:tcPr>
+            <w:tcW w:w="6234" w:type="dxa"/>
             <w:tcMar>
               <w:top w:w="60" w:type="dxa"/>
               <w:left w:w="120" w:type="dxa"/>
@@ -8487,9 +8638,7 @@
           </w:p>
         </w:tc>
         <w:tc>
-          <w:tcPr>
-            <w:tcW w:w="6328" w:type="dxa"/>
-          </w:tcPr>
+          <w:tcPr/>
           <w:p>
             <w:pPr>
               <w:pStyle w:val="Compact"/>
@@ -8502,19 +8651,10 @@
       </w:tr>
       <w:tr>
         <w:tc>
-          <w:tcPr>
-            <w:tcW w:w="2460" w:type="dxa"/>
-            <w:tcMar>
-              <w:top w:w="60" w:type="dxa"/>
-              <w:left w:w="120" w:type="dxa"/>
-              <w:bottom w:w="60" w:type="dxa"/>
-              <w:right w:w="120" w:type="dxa"/>
-            </w:tcMar>
-          </w:tcPr>
-          <w:p>
-            <w:pPr>
-              <w:pStyle w:val="Compact"/>
-              <w:wordWrap w:val="1"/>
+          <w:tcPr/>
+          <w:p>
+            <w:pPr>
+              <w:pStyle w:val="Compact"/>
             </w:pPr>
             <w:r>
               <w:t xml:space="preserve">내부 모니터링</w:t>
@@ -8522,10 +8662,19 @@
           </w:p>
         </w:tc>
         <w:tc>
-          <w:tcPr/>
-          <w:p>
-            <w:pPr>
-              <w:pStyle w:val="Compact"/>
+          <w:tcPr>
+            <w:tcW w:w="6234" w:type="dxa"/>
+            <w:tcMar>
+              <w:top w:w="60" w:type="dxa"/>
+              <w:left w:w="120" w:type="dxa"/>
+              <w:bottom w:w="60" w:type="dxa"/>
+              <w:right w:w="120" w:type="dxa"/>
+            </w:tcMar>
+          </w:tcPr>
+          <w:p>
+            <w:pPr>
+              <w:pStyle w:val="Compact"/>
+              <w:wordWrap w:val="1"/>
             </w:pPr>
             <w:r>
               <w:t xml:space="preserve">생산 계획 대비 실적 일일 모니터링, 이상 발생 시 에스컬레이션</w:t>
@@ -8535,18 +8684,10 @@
       </w:tr>
       <w:tr>
         <w:tc>
-          <w:tcPr>
-            <w:tcMar>
-              <w:top w:w="60" w:type="dxa"/>
-              <w:left w:w="120" w:type="dxa"/>
-              <w:bottom w:w="60" w:type="dxa"/>
-              <w:right w:w="120" w:type="dxa"/>
-            </w:tcMar>
-          </w:tcPr>
-          <w:p>
-            <w:pPr>
-              <w:pStyle w:val="Compact"/>
-              <w:wordWrap w:val="1"/>
+          <w:tcPr/>
+          <w:p>
+            <w:pPr>
+              <w:pStyle w:val="Compact"/>
             </w:pPr>
             <w:r>
               <w:t xml:space="preserve">회복 계획</w:t>
@@ -8554,18 +8695,10 @@
           </w:p>
         </w:tc>
         <w:tc>
-          <w:tcPr>
-            <w:tcMar>
-              <w:top w:w="60" w:type="dxa"/>
-              <w:left w:w="120" w:type="dxa"/>
-              <w:bottom w:w="60" w:type="dxa"/>
-              <w:right w:w="120" w:type="dxa"/>
-            </w:tcMar>
-          </w:tcPr>
-          <w:p>
-            <w:pPr>
-              <w:pStyle w:val="Compact"/>
-              <w:wordWrap w:val="1"/>
+          <w:tcPr/>
+          <w:p>
+            <w:pPr>
+              <w:pStyle w:val="Compact"/>
             </w:pPr>
             <w:r>
               <w:t xml:space="preserve">납기 지연 시 회복 계획(Recovery Plan) 수립 및 고객 공유</w:t>
@@ -8617,7 +8750,7 @@
         </w:trPr>
         <w:tc>
           <w:tcPr>
-            <w:tcW w:w="2460" w:type="dxa"/>
+            <w:tcW w:w="3000" w:type="dxa"/>
             <w:tcMar>
               <w:top w:w="60" w:type="dxa"/>
               <w:left w:w="120" w:type="dxa"/>
@@ -8638,7 +8771,7 @@
         </w:tc>
         <w:tc>
           <w:tcPr>
-            <w:tcW w:w="6328" w:type="dxa"/>
+            <w:tcW w:w="5788" w:type="dxa"/>
             <w:tcMar>
               <w:top w:w="60" w:type="dxa"/>
               <w:left w:w="120" w:type="dxa"/>
@@ -8660,9 +8793,7 @@
       </w:tr>
       <w:tr>
         <w:tc>
-          <w:tcPr>
-            <w:tcW w:w="2460" w:type="dxa"/>
-          </w:tcPr>
+          <w:tcPr/>
           <w:p>
             <w:pPr>
               <w:pStyle w:val="Compact"/>
@@ -8674,7 +8805,7 @@
         </w:tc>
         <w:tc>
           <w:tcPr>
-            <w:tcW w:w="6328" w:type="dxa"/>
+            <w:tcW w:w="5788" w:type="dxa"/>
             <w:tcMar>
               <w:top w:w="60" w:type="dxa"/>
               <w:left w:w="120" w:type="dxa"/>
@@ -8707,6 +8838,7 @@
         </w:tc>
         <w:tc>
           <w:tcPr>
+            <w:tcW w:w="5788" w:type="dxa"/>
             <w:tcMar>
               <w:top w:w="60" w:type="dxa"/>
               <w:left w:w="120" w:type="dxa"/>
@@ -8738,9 +8870,7 @@
           </w:p>
         </w:tc>
         <w:tc>
-          <w:tcPr>
-            <w:tcW w:w="6328" w:type="dxa"/>
-          </w:tcPr>
+          <w:tcPr/>
           <w:p>
             <w:pPr>
               <w:pStyle w:val="Compact"/>
@@ -8753,19 +8883,10 @@
       </w:tr>
       <w:tr>
         <w:tc>
-          <w:tcPr>
-            <w:tcW w:w="2460" w:type="dxa"/>
-            <w:tcMar>
-              <w:top w:w="60" w:type="dxa"/>
-              <w:left w:w="120" w:type="dxa"/>
-              <w:bottom w:w="60" w:type="dxa"/>
-              <w:right w:w="120" w:type="dxa"/>
-            </w:tcMar>
-          </w:tcPr>
-          <w:p>
-            <w:pPr>
-              <w:pStyle w:val="Compact"/>
-              <w:wordWrap w:val="1"/>
+          <w:tcPr/>
+          <w:p>
+            <w:pPr>
+              <w:pStyle w:val="Compact"/>
             </w:pPr>
             <w:r>
               <w:t xml:space="preserve">공급자 변경 통보</w:t>
@@ -8773,10 +8894,19 @@
           </w:p>
         </w:tc>
         <w:tc>
-          <w:tcPr/>
-          <w:p>
-            <w:pPr>
-              <w:pStyle w:val="Compact"/>
+          <w:tcPr>
+            <w:tcW w:w="5788" w:type="dxa"/>
+            <w:tcMar>
+              <w:top w:w="60" w:type="dxa"/>
+              <w:left w:w="120" w:type="dxa"/>
+              <w:bottom w:w="60" w:type="dxa"/>
+              <w:right w:w="120" w:type="dxa"/>
+            </w:tcMar>
+          </w:tcPr>
+          <w:p>
+            <w:pPr>
+              <w:pStyle w:val="Compact"/>
+              <w:wordWrap w:val="1"/>
             </w:pPr>
             <w:r>
               <w:t xml:space="preserve">고객 승인 공급자(ASL) 변경 시 고객 사전 통보/승인</w:t>
@@ -8786,18 +8916,10 @@
       </w:tr>
       <w:tr>
         <w:tc>
-          <w:tcPr>
-            <w:tcMar>
-              <w:top w:w="60" w:type="dxa"/>
-              <w:left w:w="120" w:type="dxa"/>
-              <w:bottom w:w="60" w:type="dxa"/>
-              <w:right w:w="120" w:type="dxa"/>
-            </w:tcMar>
-          </w:tcPr>
-          <w:p>
-            <w:pPr>
-              <w:pStyle w:val="Compact"/>
-              <w:wordWrap w:val="1"/>
+          <w:tcPr/>
+          <w:p>
+            <w:pPr>
+              <w:pStyle w:val="Compact"/>
             </w:pPr>
             <w:r>
               <w:t xml:space="preserve">위조부품 의심</w:t>
@@ -8805,18 +8927,10 @@
           </w:p>
         </w:tc>
         <w:tc>
-          <w:tcPr>
-            <w:tcMar>
-              <w:top w:w="60" w:type="dxa"/>
-              <w:left w:w="120" w:type="dxa"/>
-              <w:bottom w:w="60" w:type="dxa"/>
-              <w:right w:w="120" w:type="dxa"/>
-            </w:tcMar>
-          </w:tcPr>
-          <w:p>
-            <w:pPr>
-              <w:pStyle w:val="Compact"/>
-              <w:wordWrap w:val="1"/>
+          <w:tcPr/>
+          <w:p>
+            <w:pPr>
+              <w:pStyle w:val="Compact"/>
             </w:pPr>
             <w:r>
               <w:t xml:space="preserve">위조부품 의심 시 즉시 에스컬레이션 Level 3, 고객/공급자 동시 통보</w:t>
@@ -9085,18 +9199,10 @@
           </w:p>
         </w:tc>
         <w:tc>
-          <w:tcPr>
-            <w:tcMar>
-              <w:top w:w="60" w:type="dxa"/>
-              <w:left w:w="120" w:type="dxa"/>
-              <w:bottom w:w="60" w:type="dxa"/>
-              <w:right w:w="120" w:type="dxa"/>
-            </w:tcMar>
-          </w:tcPr>
-          <w:p>
-            <w:pPr>
-              <w:pStyle w:val="Compact"/>
-              <w:wordWrap w:val="1"/>
+          <w:tcPr/>
+          <w:p>
+            <w:pPr>
+              <w:pStyle w:val="Compact"/>
             </w:pPr>
             <w:r>
               <w:t xml:space="preserve">항공우주 요건</w:t>
@@ -9456,14 +9562,12 @@
         </w:trPr>
         <w:tc>
           <w:tcPr>
-            <w:tcW w:w="2460" w:type="dxa"/>
-            <w:tcMar>
-              <w:top w:w="60" w:type="dxa"/>
-              <w:left w:w="120" w:type="dxa"/>
-              <w:bottom w:w="60" w:type="dxa"/>
-              <w:right w:w="120" w:type="dxa"/>
-            </w:tcMar>
-            <w:shd w:val="clear" w:color="auto" w:fill="DEEAF1"/>
+            <w:tcMar>
+              <w:top w:w="60" w:type="dxa"/>
+              <w:left w:w="120" w:type="dxa"/>
+              <w:bottom w:w="60" w:type="dxa"/>
+              <w:right w:w="120" w:type="dxa"/>
+            </w:tcMar>
           </w:tcPr>
           <w:p>
             <w:pPr>
@@ -9477,14 +9581,12 @@
         </w:tc>
         <w:tc>
           <w:tcPr>
-            <w:tcW w:w="6328" w:type="dxa"/>
-            <w:tcMar>
-              <w:top w:w="60" w:type="dxa"/>
-              <w:left w:w="120" w:type="dxa"/>
-              <w:bottom w:w="60" w:type="dxa"/>
-              <w:right w:w="120" w:type="dxa"/>
-            </w:tcMar>
-            <w:shd w:val="clear" w:color="auto" w:fill="DEEAF1"/>
+            <w:tcMar>
+              <w:top w:w="60" w:type="dxa"/>
+              <w:left w:w="120" w:type="dxa"/>
+              <w:bottom w:w="60" w:type="dxa"/>
+              <w:right w:w="120" w:type="dxa"/>
+            </w:tcMar>
           </w:tcPr>
           <w:p>
             <w:pPr>
@@ -9499,9 +9601,7 @@
       </w:tr>
       <w:tr>
         <w:tc>
-          <w:tcPr>
-            <w:tcW w:w="2460" w:type="dxa"/>
-          </w:tcPr>
+          <w:tcPr/>
           <w:p>
             <w:pPr>
               <w:pStyle w:val="Compact"/>
@@ -9513,7 +9613,6 @@
         </w:tc>
         <w:tc>
           <w:tcPr>
-            <w:tcW w:w="6328" w:type="dxa"/>
             <w:tcMar>
               <w:top w:w="60" w:type="dxa"/>
               <w:left w:w="120" w:type="dxa"/>
@@ -9577,9 +9676,7 @@
           </w:p>
         </w:tc>
         <w:tc>
-          <w:tcPr>
-            <w:tcW w:w="6328" w:type="dxa"/>
-          </w:tcPr>
+          <w:tcPr/>
           <w:p>
             <w:pPr>
               <w:pStyle w:val="Compact"/>
@@ -9592,19 +9689,10 @@
       </w:tr>
       <w:tr>
         <w:tc>
-          <w:tcPr>
-            <w:tcW w:w="2460" w:type="dxa"/>
-            <w:tcMar>
-              <w:top w:w="60" w:type="dxa"/>
-              <w:left w:w="120" w:type="dxa"/>
-              <w:bottom w:w="60" w:type="dxa"/>
-              <w:right w:w="120" w:type="dxa"/>
-            </w:tcMar>
-          </w:tcPr>
-          <w:p>
-            <w:pPr>
-              <w:pStyle w:val="Compact"/>
-              <w:wordWrap w:val="1"/>
+          <w:tcPr/>
+          <w:p>
+            <w:pPr>
+              <w:pStyle w:val="Compact"/>
             </w:pPr>
             <w:r>
               <w:t xml:space="preserve">QP-706</w:t>
@@ -9985,18 +10073,10 @@
       </w:tr>
       <w:tr>
         <w:tc>
-          <w:tcPr>
-            <w:tcMar>
-              <w:top w:w="60" w:type="dxa"/>
-              <w:left w:w="120" w:type="dxa"/>
-              <w:bottom w:w="60" w:type="dxa"/>
-              <w:right w:w="120" w:type="dxa"/>
-            </w:tcMar>
-          </w:tcPr>
-          <w:p>
-            <w:pPr>
-              <w:pStyle w:val="Compact"/>
-              <w:wordWrap w:val="1"/>
+          <w:tcPr/>
+          <w:p>
+            <w:pPr>
+              <w:pStyle w:val="Compact"/>
             </w:pPr>
             <w:r>
               <w:t xml:space="preserve">F-705-08</w:t>
@@ -10004,18 +10084,10 @@
           </w:p>
         </w:tc>
         <w:tc>
-          <w:tcPr>
-            <w:tcMar>
-              <w:top w:w="60" w:type="dxa"/>
-              <w:left w:w="120" w:type="dxa"/>
-              <w:bottom w:w="60" w:type="dxa"/>
-              <w:right w:w="120" w:type="dxa"/>
-            </w:tcMar>
-          </w:tcPr>
-          <w:p>
-            <w:pPr>
-              <w:pStyle w:val="Compact"/>
-              <w:wordWrap w:val="1"/>
+          <w:tcPr/>
+          <w:p>
+            <w:pPr>
+              <w:pStyle w:val="Compact"/>
             </w:pPr>
             <w:r>
               <w:t xml:space="preserve">납기 변경 통보서 (Delivery Schedule Change Notice)</w:t>
@@ -10545,8 +10617,8 @@
     <w:rPrDefault>
       <w:rPr>
         <w:rFonts w:asciiTheme="minorHAnsi" w:cstheme="minorBidi" w:eastAsiaTheme="minorEastAsia" w:hAnsiTheme="minorHAnsi"/>
-        <w:sz w:val="24"/>
-        <w:szCs w:val="24"/>
+        <w:sz w:val="20"/>
+        <w:szCs w:val="20"/>
         <w:lang w:bidi="ar-SA" w:eastAsia="zh-CN" w:val="en-US"/>
       </w:rPr>
     </w:rPrDefault>
@@ -10614,8 +10686,8 @@
     </w:pPr>
     <w:rPr>
       <w:rFonts w:asciiTheme="majorHAnsi" w:cstheme="majorBidi" w:eastAsiaTheme="majorEastAsia" w:hAnsiTheme="majorHAnsi"/>
-      <w:sz w:val="56"/>
-      <w:szCs w:val="56"/>
+      <w:sz w:val="44"/>
+      <w:szCs w:val="44"/>
     </w:rPr>
   </w:style>
   <w:style w:customStyle="1" w:styleId="TitleChar" w:type="character">
@@ -10626,8 +10698,8 @@
     <w:rsid w:val="00A10FD9"/>
     <w:rPr>
       <w:rFonts w:asciiTheme="majorHAnsi" w:cstheme="majorBidi" w:eastAsiaTheme="majorEastAsia" w:hAnsiTheme="majorHAnsi"/>
-      <w:sz w:val="56"/>
-      <w:szCs w:val="56"/>
+      <w:sz w:val="44"/>
+      <w:szCs w:val="44"/>
     </w:rPr>
   </w:style>
   <w:style w:styleId="Subtitle" w:type="paragraph">
@@ -10749,8 +10821,8 @@
     <w:rPr>
       <w:rFonts w:asciiTheme="majorHAnsi" w:cstheme="majorBidi" w:eastAsiaTheme="majorEastAsia" w:hAnsiTheme="majorHAnsi"/>
       <w:color w:themeColor="accent1" w:themeShade="BF" w:val="0F4761"/>
-      <w:sz w:val="40"/>
-      <w:szCs w:val="40"/>
+      <w:sz w:val="32"/>
+      <w:szCs w:val="32"/>
     </w:rPr>
   </w:style>
   <w:style w:styleId="Heading2" w:type="paragraph">
@@ -10940,8 +11012,8 @@
     <w:rPr>
       <w:rFonts w:asciiTheme="majorHAnsi" w:cstheme="majorBidi" w:eastAsiaTheme="majorEastAsia" w:hAnsiTheme="majorHAnsi"/>
       <w:color w:themeColor="accent1" w:themeShade="BF" w:val="0F4761"/>
-      <w:sz w:val="40"/>
-      <w:szCs w:val="40"/>
+      <w:sz w:val="32"/>
+      <w:szCs w:val="32"/>
     </w:rPr>
   </w:style>
   <w:style w:customStyle="1" w:styleId="Heading2Char" w:type="character">
